--- a/data/outputs/v2/Physics/SS1.1_Pressure/quiz/Physics_G10_SS1.1_Pressure_L2_AnswerKey.docx
+++ b/data/outputs/v2/Physics/SS1.1_Pressure/quiz/Physics_G10_SS1.1_Pressure_L2_AnswerKey.docx
@@ -75,21 +75,19 @@
         </w:tblBorders>
       </w:tblPr>
       <w:tblGrid>
-        <w:gridCol w:w="936"/>
-        <w:gridCol w:w="936"/>
-        <w:gridCol w:w="936"/>
-        <w:gridCol w:w="936"/>
-        <w:gridCol w:w="936"/>
-        <w:gridCol w:w="936"/>
-        <w:gridCol w:w="936"/>
-        <w:gridCol w:w="936"/>
-        <w:gridCol w:w="936"/>
-        <w:gridCol w:w="936"/>
+        <w:gridCol w:w="1170"/>
+        <w:gridCol w:w="1170"/>
+        <w:gridCol w:w="1170"/>
+        <w:gridCol w:w="1170"/>
+        <w:gridCol w:w="1170"/>
+        <w:gridCol w:w="1170"/>
+        <w:gridCol w:w="1170"/>
+        <w:gridCol w:w="1170"/>
       </w:tblGrid>
       <w:tr>
         <w:tc>
           <w:tcPr>
-            <w:tcW w:type="dxa" w:w="936"/>
+            <w:tcW w:type="dxa" w:w="1170"/>
             <w:tcBorders>
               <w:top w:val="single" w:color="BBBBBB" w:sz="4"/>
               <w:left w:val="single" w:color="BBBBBB" w:sz="4"/>
@@ -122,7 +120,7 @@
         </w:tc>
         <w:tc>
           <w:tcPr>
-            <w:tcW w:type="dxa" w:w="936"/>
+            <w:tcW w:type="dxa" w:w="1170"/>
             <w:tcBorders>
               <w:top w:val="single" w:color="BBBBBB" w:sz="4"/>
               <w:left w:val="single" w:color="BBBBBB" w:sz="4"/>
@@ -155,7 +153,7 @@
         </w:tc>
         <w:tc>
           <w:tcPr>
-            <w:tcW w:type="dxa" w:w="936"/>
+            <w:tcW w:type="dxa" w:w="1170"/>
             <w:tcBorders>
               <w:top w:val="single" w:color="BBBBBB" w:sz="4"/>
               <w:left w:val="single" w:color="BBBBBB" w:sz="4"/>
@@ -188,7 +186,7 @@
         </w:tc>
         <w:tc>
           <w:tcPr>
-            <w:tcW w:type="dxa" w:w="936"/>
+            <w:tcW w:type="dxa" w:w="1170"/>
             <w:tcBorders>
               <w:top w:val="single" w:color="BBBBBB" w:sz="4"/>
               <w:left w:val="single" w:color="BBBBBB" w:sz="4"/>
@@ -221,7 +219,7 @@
         </w:tc>
         <w:tc>
           <w:tcPr>
-            <w:tcW w:type="dxa" w:w="936"/>
+            <w:tcW w:type="dxa" w:w="1170"/>
             <w:tcBorders>
               <w:top w:val="single" w:color="BBBBBB" w:sz="4"/>
               <w:left w:val="single" w:color="BBBBBB" w:sz="4"/>
@@ -254,7 +252,7 @@
         </w:tc>
         <w:tc>
           <w:tcPr>
-            <w:tcW w:type="dxa" w:w="936"/>
+            <w:tcW w:type="dxa" w:w="1170"/>
             <w:tcBorders>
               <w:top w:val="single" w:color="BBBBBB" w:sz="4"/>
               <w:left w:val="single" w:color="BBBBBB" w:sz="4"/>
@@ -287,7 +285,7 @@
         </w:tc>
         <w:tc>
           <w:tcPr>
-            <w:tcW w:type="dxa" w:w="936"/>
+            <w:tcW w:type="dxa" w:w="1170"/>
             <w:tcBorders>
               <w:top w:val="single" w:color="BBBBBB" w:sz="4"/>
               <w:left w:val="single" w:color="BBBBBB" w:sz="4"/>
@@ -320,7 +318,7 @@
         </w:tc>
         <w:tc>
           <w:tcPr>
-            <w:tcW w:type="dxa" w:w="936"/>
+            <w:tcW w:type="dxa" w:w="1170"/>
             <w:tcBorders>
               <w:top w:val="single" w:color="BBBBBB" w:sz="4"/>
               <w:left w:val="single" w:color="BBBBBB" w:sz="4"/>
@@ -351,77 +349,11 @@
             </w:r>
           </w:p>
         </w:tc>
-        <w:tc>
-          <w:tcPr>
-            <w:tcW w:type="dxa" w:w="936"/>
-            <w:tcBorders>
-              <w:top w:val="single" w:color="BBBBBB" w:sz="4"/>
-              <w:left w:val="single" w:color="BBBBBB" w:sz="4"/>
-              <w:bottom w:val="single" w:color="BBBBBB" w:sz="4"/>
-              <w:right w:val="single" w:color="BBBBBB" w:sz="4"/>
-            </w:tcBorders>
-            <w:shd w:fill="D9EEF1" w:val="clear"/>
-            <w:tcMar>
-              <w:top w:type="dxa" w:w="60"/>
-              <w:left w:type="dxa" w:w="80"/>
-              <w:bottom w:type="dxa" w:w="60"/>
-              <w:right w:type="dxa" w:w="80"/>
-            </w:tcMar>
-          </w:tcPr>
-          <w:p>
-            <w:pPr>
-              <w:jc w:val="center"/>
-            </w:pPr>
-            <w:r>
-              <w:rPr>
-                <w:rFonts w:ascii="Arial" w:cs="Arial" w:eastAsia="Arial" w:hAnsi="Arial"/>
-                <w:b/>
-                <w:bCs/>
-                <w:sz w:val="21"/>
-                <w:szCs w:val="21"/>
-              </w:rPr>
-              <w:t xml:space="preserve">Q9</w:t>
-            </w:r>
-          </w:p>
-        </w:tc>
-        <w:tc>
-          <w:tcPr>
-            <w:tcW w:type="dxa" w:w="936"/>
-            <w:tcBorders>
-              <w:top w:val="single" w:color="BBBBBB" w:sz="4"/>
-              <w:left w:val="single" w:color="BBBBBB" w:sz="4"/>
-              <w:bottom w:val="single" w:color="BBBBBB" w:sz="4"/>
-              <w:right w:val="single" w:color="BBBBBB" w:sz="4"/>
-            </w:tcBorders>
-            <w:shd w:fill="D9EEF1" w:val="clear"/>
-            <w:tcMar>
-              <w:top w:type="dxa" w:w="60"/>
-              <w:left w:type="dxa" w:w="80"/>
-              <w:bottom w:type="dxa" w:w="60"/>
-              <w:right w:type="dxa" w:w="80"/>
-            </w:tcMar>
-          </w:tcPr>
-          <w:p>
-            <w:pPr>
-              <w:jc w:val="center"/>
-            </w:pPr>
-            <w:r>
-              <w:rPr>
-                <w:rFonts w:ascii="Arial" w:cs="Arial" w:eastAsia="Arial" w:hAnsi="Arial"/>
-                <w:b/>
-                <w:bCs/>
-                <w:sz w:val="21"/>
-                <w:szCs w:val="21"/>
-              </w:rPr>
-              <w:t xml:space="preserve">Q10</w:t>
-            </w:r>
-          </w:p>
-        </w:tc>
       </w:tr>
       <w:tr>
         <w:tc>
           <w:tcPr>
-            <w:tcW w:type="dxa" w:w="936"/>
+            <w:tcW w:type="dxa" w:w="1170"/>
             <w:tcBorders>
               <w:top w:val="single" w:color="BBBBBB" w:sz="4"/>
               <w:left w:val="single" w:color="BBBBBB" w:sz="4"/>
@@ -453,7 +385,103 @@
         </w:tc>
         <w:tc>
           <w:tcPr>
-            <w:tcW w:type="dxa" w:w="936"/>
+            <w:tcW w:type="dxa" w:w="1170"/>
+            <w:tcBorders>
+              <w:top w:val="single" w:color="BBBBBB" w:sz="4"/>
+              <w:left w:val="single" w:color="BBBBBB" w:sz="4"/>
+              <w:bottom w:val="single" w:color="BBBBBB" w:sz="4"/>
+              <w:right w:val="single" w:color="BBBBBB" w:sz="4"/>
+            </w:tcBorders>
+            <w:tcMar>
+              <w:top w:type="dxa" w:w="60"/>
+              <w:left w:type="dxa" w:w="80"/>
+              <w:bottom w:type="dxa" w:w="60"/>
+              <w:right w:type="dxa" w:w="80"/>
+            </w:tcMar>
+          </w:tcPr>
+          <w:p>
+            <w:pPr>
+              <w:jc w:val="center"/>
+            </w:pPr>
+            <w:r>
+              <w:rPr>
+                <w:rFonts w:ascii="Arial" w:cs="Arial" w:eastAsia="Arial" w:hAnsi="Arial"/>
+                <w:b/>
+                <w:bCs/>
+                <w:sz w:val="21"/>
+                <w:szCs w:val="21"/>
+              </w:rPr>
+              <w:t xml:space="preserve">B</w:t>
+            </w:r>
+          </w:p>
+        </w:tc>
+        <w:tc>
+          <w:tcPr>
+            <w:tcW w:type="dxa" w:w="1170"/>
+            <w:tcBorders>
+              <w:top w:val="single" w:color="BBBBBB" w:sz="4"/>
+              <w:left w:val="single" w:color="BBBBBB" w:sz="4"/>
+              <w:bottom w:val="single" w:color="BBBBBB" w:sz="4"/>
+              <w:right w:val="single" w:color="BBBBBB" w:sz="4"/>
+            </w:tcBorders>
+            <w:tcMar>
+              <w:top w:type="dxa" w:w="60"/>
+              <w:left w:type="dxa" w:w="80"/>
+              <w:bottom w:type="dxa" w:w="60"/>
+              <w:right w:type="dxa" w:w="80"/>
+            </w:tcMar>
+          </w:tcPr>
+          <w:p>
+            <w:pPr>
+              <w:jc w:val="center"/>
+            </w:pPr>
+            <w:r>
+              <w:rPr>
+                <w:rFonts w:ascii="Arial" w:cs="Arial" w:eastAsia="Arial" w:hAnsi="Arial"/>
+                <w:b/>
+                <w:bCs/>
+                <w:sz w:val="21"/>
+                <w:szCs w:val="21"/>
+              </w:rPr>
+              <w:t xml:space="preserve">C</w:t>
+            </w:r>
+          </w:p>
+        </w:tc>
+        <w:tc>
+          <w:tcPr>
+            <w:tcW w:type="dxa" w:w="1170"/>
+            <w:tcBorders>
+              <w:top w:val="single" w:color="BBBBBB" w:sz="4"/>
+              <w:left w:val="single" w:color="BBBBBB" w:sz="4"/>
+              <w:bottom w:val="single" w:color="BBBBBB" w:sz="4"/>
+              <w:right w:val="single" w:color="BBBBBB" w:sz="4"/>
+            </w:tcBorders>
+            <w:tcMar>
+              <w:top w:type="dxa" w:w="60"/>
+              <w:left w:type="dxa" w:w="80"/>
+              <w:bottom w:type="dxa" w:w="60"/>
+              <w:right w:type="dxa" w:w="80"/>
+            </w:tcMar>
+          </w:tcPr>
+          <w:p>
+            <w:pPr>
+              <w:jc w:val="center"/>
+            </w:pPr>
+            <w:r>
+              <w:rPr>
+                <w:rFonts w:ascii="Arial" w:cs="Arial" w:eastAsia="Arial" w:hAnsi="Arial"/>
+                <w:b/>
+                <w:bCs/>
+                <w:sz w:val="21"/>
+                <w:szCs w:val="21"/>
+              </w:rPr>
+              <w:t xml:space="preserve">D</w:t>
+            </w:r>
+          </w:p>
+        </w:tc>
+        <w:tc>
+          <w:tcPr>
+            <w:tcW w:type="dxa" w:w="1170"/>
             <w:tcBorders>
               <w:top w:val="single" w:color="BBBBBB" w:sz="4"/>
               <w:left w:val="single" w:color="BBBBBB" w:sz="4"/>
@@ -485,7 +513,7 @@
         </w:tc>
         <w:tc>
           <w:tcPr>
-            <w:tcW w:type="dxa" w:w="936"/>
+            <w:tcW w:type="dxa" w:w="1170"/>
             <w:tcBorders>
               <w:top w:val="single" w:color="BBBBBB" w:sz="4"/>
               <w:left w:val="single" w:color="BBBBBB" w:sz="4"/>
@@ -511,13 +539,13 @@
                 <w:sz w:val="21"/>
                 <w:szCs w:val="21"/>
               </w:rPr>
-              <w:t xml:space="preserve">A</w:t>
+              <w:t xml:space="preserve">C</w:t>
             </w:r>
           </w:p>
         </w:tc>
         <w:tc>
           <w:tcPr>
-            <w:tcW w:type="dxa" w:w="936"/>
+            <w:tcW w:type="dxa" w:w="1170"/>
             <w:tcBorders>
               <w:top w:val="single" w:color="BBBBBB" w:sz="4"/>
               <w:left w:val="single" w:color="BBBBBB" w:sz="4"/>
@@ -549,167 +577,7 @@
         </w:tc>
         <w:tc>
           <w:tcPr>
-            <w:tcW w:type="dxa" w:w="936"/>
-            <w:tcBorders>
-              <w:top w:val="single" w:color="BBBBBB" w:sz="4"/>
-              <w:left w:val="single" w:color="BBBBBB" w:sz="4"/>
-              <w:bottom w:val="single" w:color="BBBBBB" w:sz="4"/>
-              <w:right w:val="single" w:color="BBBBBB" w:sz="4"/>
-            </w:tcBorders>
-            <w:tcMar>
-              <w:top w:type="dxa" w:w="60"/>
-              <w:left w:type="dxa" w:w="80"/>
-              <w:bottom w:type="dxa" w:w="60"/>
-              <w:right w:type="dxa" w:w="80"/>
-            </w:tcMar>
-          </w:tcPr>
-          <w:p>
-            <w:pPr>
-              <w:jc w:val="center"/>
-            </w:pPr>
-            <w:r>
-              <w:rPr>
-                <w:rFonts w:ascii="Arial" w:cs="Arial" w:eastAsia="Arial" w:hAnsi="Arial"/>
-                <w:b/>
-                <w:bCs/>
-                <w:sz w:val="21"/>
-                <w:szCs w:val="21"/>
-              </w:rPr>
-              <w:t xml:space="preserve">C</w:t>
-            </w:r>
-          </w:p>
-        </w:tc>
-        <w:tc>
-          <w:tcPr>
-            <w:tcW w:type="dxa" w:w="936"/>
-            <w:tcBorders>
-              <w:top w:val="single" w:color="BBBBBB" w:sz="4"/>
-              <w:left w:val="single" w:color="BBBBBB" w:sz="4"/>
-              <w:bottom w:val="single" w:color="BBBBBB" w:sz="4"/>
-              <w:right w:val="single" w:color="BBBBBB" w:sz="4"/>
-            </w:tcBorders>
-            <w:tcMar>
-              <w:top w:type="dxa" w:w="60"/>
-              <w:left w:type="dxa" w:w="80"/>
-              <w:bottom w:type="dxa" w:w="60"/>
-              <w:right w:type="dxa" w:w="80"/>
-            </w:tcMar>
-          </w:tcPr>
-          <w:p>
-            <w:pPr>
-              <w:jc w:val="center"/>
-            </w:pPr>
-            <w:r>
-              <w:rPr>
-                <w:rFonts w:ascii="Arial" w:cs="Arial" w:eastAsia="Arial" w:hAnsi="Arial"/>
-                <w:b/>
-                <w:bCs/>
-                <w:sz w:val="21"/>
-                <w:szCs w:val="21"/>
-              </w:rPr>
-              <w:t xml:space="preserve">D</w:t>
-            </w:r>
-          </w:p>
-        </w:tc>
-        <w:tc>
-          <w:tcPr>
-            <w:tcW w:type="dxa" w:w="936"/>
-            <w:tcBorders>
-              <w:top w:val="single" w:color="BBBBBB" w:sz="4"/>
-              <w:left w:val="single" w:color="BBBBBB" w:sz="4"/>
-              <w:bottom w:val="single" w:color="BBBBBB" w:sz="4"/>
-              <w:right w:val="single" w:color="BBBBBB" w:sz="4"/>
-            </w:tcBorders>
-            <w:tcMar>
-              <w:top w:type="dxa" w:w="60"/>
-              <w:left w:type="dxa" w:w="80"/>
-              <w:bottom w:type="dxa" w:w="60"/>
-              <w:right w:type="dxa" w:w="80"/>
-            </w:tcMar>
-          </w:tcPr>
-          <w:p>
-            <w:pPr>
-              <w:jc w:val="center"/>
-            </w:pPr>
-            <w:r>
-              <w:rPr>
-                <w:rFonts w:ascii="Arial" w:cs="Arial" w:eastAsia="Arial" w:hAnsi="Arial"/>
-                <w:b/>
-                <w:bCs/>
-                <w:sz w:val="21"/>
-                <w:szCs w:val="21"/>
-              </w:rPr>
-              <w:t xml:space="preserve">A</w:t>
-            </w:r>
-          </w:p>
-        </w:tc>
-        <w:tc>
-          <w:tcPr>
-            <w:tcW w:type="dxa" w:w="936"/>
-            <w:tcBorders>
-              <w:top w:val="single" w:color="BBBBBB" w:sz="4"/>
-              <w:left w:val="single" w:color="BBBBBB" w:sz="4"/>
-              <w:bottom w:val="single" w:color="BBBBBB" w:sz="4"/>
-              <w:right w:val="single" w:color="BBBBBB" w:sz="4"/>
-            </w:tcBorders>
-            <w:tcMar>
-              <w:top w:type="dxa" w:w="60"/>
-              <w:left w:type="dxa" w:w="80"/>
-              <w:bottom w:type="dxa" w:w="60"/>
-              <w:right w:type="dxa" w:w="80"/>
-            </w:tcMar>
-          </w:tcPr>
-          <w:p>
-            <w:pPr>
-              <w:jc w:val="center"/>
-            </w:pPr>
-            <w:r>
-              <w:rPr>
-                <w:rFonts w:ascii="Arial" w:cs="Arial" w:eastAsia="Arial" w:hAnsi="Arial"/>
-                <w:b/>
-                <w:bCs/>
-                <w:sz w:val="21"/>
-                <w:szCs w:val="21"/>
-              </w:rPr>
-              <w:t xml:space="preserve">A</w:t>
-            </w:r>
-          </w:p>
-        </w:tc>
-        <w:tc>
-          <w:tcPr>
-            <w:tcW w:type="dxa" w:w="936"/>
-            <w:tcBorders>
-              <w:top w:val="single" w:color="BBBBBB" w:sz="4"/>
-              <w:left w:val="single" w:color="BBBBBB" w:sz="4"/>
-              <w:bottom w:val="single" w:color="BBBBBB" w:sz="4"/>
-              <w:right w:val="single" w:color="BBBBBB" w:sz="4"/>
-            </w:tcBorders>
-            <w:tcMar>
-              <w:top w:type="dxa" w:w="60"/>
-              <w:left w:type="dxa" w:w="80"/>
-              <w:bottom w:type="dxa" w:w="60"/>
-              <w:right w:type="dxa" w:w="80"/>
-            </w:tcMar>
-          </w:tcPr>
-          <w:p>
-            <w:pPr>
-              <w:jc w:val="center"/>
-            </w:pPr>
-            <w:r>
-              <w:rPr>
-                <w:rFonts w:ascii="Arial" w:cs="Arial" w:eastAsia="Arial" w:hAnsi="Arial"/>
-                <w:b/>
-                <w:bCs/>
-                <w:sz w:val="21"/>
-                <w:szCs w:val="21"/>
-              </w:rPr>
-              <w:t xml:space="preserve">B</w:t>
-            </w:r>
-          </w:p>
-        </w:tc>
-        <w:tc>
-          <w:tcPr>
-            <w:tcW w:type="dxa" w:w="936"/>
+            <w:tcW w:type="dxa" w:w="1170"/>
             <w:tcBorders>
               <w:top w:val="single" w:color="BBBBBB" w:sz="4"/>
               <w:left w:val="single" w:color="BBBBBB" w:sz="4"/>
@@ -782,37 +650,37 @@
           <w:sz w:val="21"/>
           <w:szCs w:val="21"/>
         </w:rPr>
-        <w:t xml:space="preserve">Q1. A plastic jerrycan had some air removed from inside, sealed, and then left on a bench. It has collapsed inwards. Which statement best describes the forces the outside air exerts on this jerrycan?</w:t>
-      </w:r>
-    </w:p>
-    <w:p>
-      <w:pPr>
-        <w:keepNext/>
-        <w:spacing w:after="20"/>
-        <w:ind w:left="360"/>
-      </w:pPr>
-      <w:r>
-        <w:rPr>
-          <w:rFonts w:ascii="Arial" w:cs="Arial" w:eastAsia="Arial" w:hAnsi="Arial"/>
-          <w:sz w:val="21"/>
-          <w:szCs w:val="21"/>
-        </w:rPr>
-        <w:t xml:space="preserve">A.  No air is pushing on it, because the air outside cannot be seen or felt.</w:t>
-      </w:r>
-    </w:p>
-    <w:p>
-      <w:pPr>
-        <w:keepNext/>
-        <w:spacing w:after="20"/>
-        <w:ind w:left="360"/>
-      </w:pPr>
-      <w:r>
-        <w:rPr>
-          <w:rFonts w:ascii="Arial" w:cs="Arial" w:eastAsia="Arial" w:hAnsi="Arial"/>
-          <w:sz w:val="21"/>
-          <w:szCs w:val="21"/>
-        </w:rPr>
-        <w:t xml:space="preserve">B.  The air pushes only on the top of the jerrycan, pressing it downwards.</w:t>
+        <w:t xml:space="preserve">Q1. A sealed empty plastic jerrycan has had some air removed from inside and it is crumpling inwards. Which statement best describes how the air OUTSIDE is acting on it?</w:t>
+      </w:r>
+    </w:p>
+    <w:p>
+      <w:pPr>
+        <w:keepNext/>
+        <w:spacing w:after="20"/>
+        <w:ind w:left="360"/>
+      </w:pPr>
+      <w:r>
+        <w:rPr>
+          <w:rFonts w:ascii="Arial" w:cs="Arial" w:eastAsia="Arial" w:hAnsi="Arial"/>
+          <w:sz w:val="21"/>
+          <w:szCs w:val="21"/>
+        </w:rPr>
+        <w:t xml:space="preserve">A.  It pushes only on the sides, because the top and bottom are flat</w:t>
+      </w:r>
+    </w:p>
+    <w:p>
+      <w:pPr>
+        <w:keepNext/>
+        <w:spacing w:after="20"/>
+        <w:ind w:left="360"/>
+      </w:pPr>
+      <w:r>
+        <w:rPr>
+          <w:rFonts w:ascii="Arial" w:cs="Arial" w:eastAsia="Arial" w:hAnsi="Arial"/>
+          <w:sz w:val="21"/>
+          <w:szCs w:val="21"/>
+        </w:rPr>
+        <w:t xml:space="preserve">B.  It pushes only downwards on the top of the jerrycan</w:t>
       </w:r>
     </w:p>
     <w:p>
@@ -830,22 +698,22 @@
           <w:sz w:val="21"/>
           <w:szCs w:val="21"/>
         </w:rPr>
-        <w:t xml:space="preserve">C.  The air pushes inwards on every face of the jerrycan: top, bottom and all four sides.</w:t>
-      </w:r>
-    </w:p>
-    <w:p>
-      <w:pPr>
-        <w:keepNext/>
-        <w:spacing w:after="20"/>
-        <w:ind w:left="360"/>
-      </w:pPr>
-      <w:r>
-        <w:rPr>
-          <w:rFonts w:ascii="Arial" w:cs="Arial" w:eastAsia="Arial" w:hAnsi="Arial"/>
-          <w:sz w:val="21"/>
-          <w:szCs w:val="21"/>
-        </w:rPr>
-        <w:t xml:space="preserve">D.  The air inside has pushed in on the walls and made the jerrycan collapse.</w:t>
+        <w:t xml:space="preserve">C.  It pushes inwards on every face: top, bottom and all four sides</w:t>
+      </w:r>
+    </w:p>
+    <w:p>
+      <w:pPr>
+        <w:keepNext/>
+        <w:spacing w:after="20"/>
+        <w:ind w:left="360"/>
+      </w:pPr>
+      <w:r>
+        <w:rPr>
+          <w:rFonts w:ascii="Arial" w:cs="Arial" w:eastAsia="Arial" w:hAnsi="Arial"/>
+          <w:sz w:val="21"/>
+          <w:szCs w:val="21"/>
+        </w:rPr>
+        <w:t xml:space="preserve">D.  It does not push at all; the plastic simply becomes weak</w:t>
       </w:r>
     </w:p>
     <w:p>
@@ -870,7 +738,7 @@
           <w:sz w:val="19"/>
           <w:szCs w:val="19"/>
         </w:rPr>
-        <w:t xml:space="preserve">Air pressure acts on every exposed surface, so the arrows point inwards on all faces. Drawing arrows only on the top is the misconception the teacher looks for in the force diagrams.</w:t>
+        <w:t xml:space="preserve">Atmospheric pressure acts on every exposed face of an object, so the outside air pushes inwards on all six faces. Students who draw arrows only on the top hold the 'downward only' misconception.</w:t>
       </w:r>
     </w:p>
     <w:p>
@@ -901,7 +769,22 @@
           <w:sz w:val="21"/>
           <w:szCs w:val="21"/>
         </w:rPr>
-        <w:t xml:space="preserve">Q2. A teacher presses a flat 300 g textbook on her palm, then presses a sharpened pencil tip on her palm with about the same force. The pencil feels much sharper and more painful. What is the main reason?</w:t>
+        <w:t xml:space="preserve">Q2. A teacher presses a flat textbook onto her palm, then presses a sharp pencil tip onto her palm with about the same force. The pencil feels much more painful. What is the best explanation?</w:t>
+      </w:r>
+    </w:p>
+    <w:p>
+      <w:pPr>
+        <w:keepNext/>
+        <w:spacing w:after="20"/>
+        <w:ind w:left="360"/>
+      </w:pPr>
+      <w:r>
+        <w:rPr>
+          <w:rFonts w:ascii="Arial" w:cs="Arial" w:eastAsia="Arial" w:hAnsi="Arial"/>
+          <w:sz w:val="21"/>
+          <w:szCs w:val="21"/>
+        </w:rPr>
+        <w:t xml:space="preserve">A.  The book has a smaller area, so it spreads the force less</w:t>
       </w:r>
     </w:p>
     <w:p>
@@ -919,52 +802,37 @@
           <w:sz w:val="21"/>
           <w:szCs w:val="21"/>
         </w:rPr>
-        <w:t xml:space="preserve">A.  The pencil tip touches a much smaller area, so the same force gives a greater pressure.</w:t>
-      </w:r>
-    </w:p>
-    <w:p>
-      <w:pPr>
-        <w:keepNext/>
-        <w:spacing w:after="20"/>
-        <w:ind w:left="360"/>
-      </w:pPr>
-      <w:r>
-        <w:rPr>
-          <w:rFonts w:ascii="Arial" w:cs="Arial" w:eastAsia="Arial" w:hAnsi="Arial"/>
-          <w:sz w:val="21"/>
-          <w:szCs w:val="21"/>
-        </w:rPr>
-        <w:t xml:space="preserve">B.  The pencil tip touches a much smaller area, so it gives a smaller pressure.</w:t>
-      </w:r>
-    </w:p>
-    <w:p>
-      <w:pPr>
-        <w:keepNext/>
-        <w:spacing w:after="20"/>
-        <w:ind w:left="360"/>
-      </w:pPr>
-      <w:r>
-        <w:rPr>
-          <w:rFonts w:ascii="Arial" w:cs="Arial" w:eastAsia="Arial" w:hAnsi="Arial"/>
-          <w:sz w:val="21"/>
-          <w:szCs w:val="21"/>
-        </w:rPr>
-        <w:t xml:space="preserve">C.  The pencil is harder than the book, so its force is larger.</w:t>
-      </w:r>
-    </w:p>
-    <w:p>
-      <w:pPr>
-        <w:keepNext/>
-        <w:spacing w:after="20"/>
-        <w:ind w:left="360"/>
-      </w:pPr>
-      <w:r>
-        <w:rPr>
-          <w:rFonts w:ascii="Arial" w:cs="Arial" w:eastAsia="Arial" w:hAnsi="Arial"/>
-          <w:sz w:val="21"/>
-          <w:szCs w:val="21"/>
-        </w:rPr>
-        <w:t xml:space="preserve">D.  The pencil pushes with a much bigger force than the book.</w:t>
+        <w:t xml:space="preserve">B.  The force is about the same, but the pencil tip has a much smaller contact area, so the pressure is greater</w:t>
+      </w:r>
+    </w:p>
+    <w:p>
+      <w:pPr>
+        <w:keepNext/>
+        <w:spacing w:after="20"/>
+        <w:ind w:left="360"/>
+      </w:pPr>
+      <w:r>
+        <w:rPr>
+          <w:rFonts w:ascii="Arial" w:cs="Arial" w:eastAsia="Arial" w:hAnsi="Arial"/>
+          <w:sz w:val="21"/>
+          <w:szCs w:val="21"/>
+        </w:rPr>
+        <w:t xml:space="preserve">C.  The pencil is heavier than the book</w:t>
+      </w:r>
+    </w:p>
+    <w:p>
+      <w:pPr>
+        <w:keepNext/>
+        <w:spacing w:after="20"/>
+        <w:ind w:left="360"/>
+      </w:pPr>
+      <w:r>
+        <w:rPr>
+          <w:rFonts w:ascii="Arial" w:cs="Arial" w:eastAsia="Arial" w:hAnsi="Arial"/>
+          <w:sz w:val="21"/>
+          <w:szCs w:val="21"/>
+        </w:rPr>
+        <w:t xml:space="preserve">D.  The pencil tip pushes with a much bigger force than the book</w:t>
       </w:r>
     </w:p>
     <w:p>
@@ -980,7 +848,7 @@
           <w:sz w:val="21"/>
           <w:szCs w:val="21"/>
         </w:rPr>
-        <w:t xml:space="preserve">Correct answer: A. </w:t>
+        <w:t xml:space="preserve">Correct answer: B. </w:t>
       </w:r>
       <w:r>
         <w:rPr>
@@ -989,7 +857,7 @@
           <w:sz w:val="19"/>
           <w:szCs w:val="19"/>
         </w:rPr>
-        <w:t xml:space="preserve">The force is about the same, but the pencil tip has a far smaller contact area. Since P = F/A, a smaller area gives a greater pressure.</w:t>
+        <w:t xml:space="preserve">Pressure is force divided by area (P = F/A). With the same force, a smaller contact area gives a larger pressure.</w:t>
       </w:r>
     </w:p>
     <w:p>
@@ -1004,7 +872,7 @@
           <w:sz w:val="16"/>
           <w:szCs w:val="16"/>
         </w:rPr>
-        <w:t xml:space="preserve">USE AFTER: OBSERVE PHASE — Part B: shoe-pressure investigation (steps i–iv)</w:t>
+        <w:t xml:space="preserve">USE AFTER: OBSERVE PHASE — Part B: Shoe Pressure Investigation</w:t>
       </w:r>
     </w:p>
     <w:p>
@@ -1020,7 +888,37 @@
           <w:sz w:val="21"/>
           <w:szCs w:val="21"/>
         </w:rPr>
-        <w:t xml:space="preserve">Q3. A student has a mass of 50 kg (g = 10 N/kg). She stands on one shoe. The shoe tracing on graph paper has an area of 200 cm². Use half her body weight as the force on one foot. What pressure does her shoe exert on the floor?</w:t>
+        <w:t xml:space="preserve">Q3. A student has a mass of 50 kg (g = 10 N/kg). She stands on one shoe whose sole has a contact area of 200 cm². Taking her weight as shared equally between both feet, what pressure does one shoe exert on the floor? (1 m² = 10,000 cm²)</w:t>
+      </w:r>
+    </w:p>
+    <w:p>
+      <w:pPr>
+        <w:keepNext/>
+        <w:spacing w:after="20"/>
+        <w:ind w:left="360"/>
+      </w:pPr>
+      <w:r>
+        <w:rPr>
+          <w:rFonts w:ascii="Arial" w:cs="Arial" w:eastAsia="Arial" w:hAnsi="Arial"/>
+          <w:sz w:val="21"/>
+          <w:szCs w:val="21"/>
+        </w:rPr>
+        <w:t xml:space="preserve">A.  1.25 Pa</w:t>
+      </w:r>
+    </w:p>
+    <w:p>
+      <w:pPr>
+        <w:keepNext/>
+        <w:spacing w:after="20"/>
+        <w:ind w:left="360"/>
+      </w:pPr>
+      <w:r>
+        <w:rPr>
+          <w:rFonts w:ascii="Arial" w:cs="Arial" w:eastAsia="Arial" w:hAnsi="Arial"/>
+          <w:sz w:val="21"/>
+          <w:szCs w:val="21"/>
+        </w:rPr>
+        <w:t xml:space="preserve">B.  25,000 Pa</w:t>
       </w:r>
     </w:p>
     <w:p>
@@ -1038,52 +936,22 @@
           <w:sz w:val="21"/>
           <w:szCs w:val="21"/>
         </w:rPr>
-        <w:t xml:space="preserve">A.  12 500 Pa</w:t>
-      </w:r>
-    </w:p>
-    <w:p>
-      <w:pPr>
-        <w:keepNext/>
-        <w:spacing w:after="20"/>
-        <w:ind w:left="360"/>
-      </w:pPr>
-      <w:r>
-        <w:rPr>
-          <w:rFonts w:ascii="Arial" w:cs="Arial" w:eastAsia="Arial" w:hAnsi="Arial"/>
-          <w:sz w:val="21"/>
-          <w:szCs w:val="21"/>
-        </w:rPr>
-        <w:t xml:space="preserve">B.  25 000 Pa</w:t>
-      </w:r>
-    </w:p>
-    <w:p>
-      <w:pPr>
-        <w:keepNext/>
-        <w:spacing w:after="20"/>
-        <w:ind w:left="360"/>
-      </w:pPr>
-      <w:r>
-        <w:rPr>
-          <w:rFonts w:ascii="Arial" w:cs="Arial" w:eastAsia="Arial" w:hAnsi="Arial"/>
-          <w:sz w:val="21"/>
-          <w:szCs w:val="21"/>
-        </w:rPr>
-        <w:t xml:space="preserve">C.  1.25 Pa</w:t>
-      </w:r>
-    </w:p>
-    <w:p>
-      <w:pPr>
-        <w:keepNext/>
-        <w:spacing w:after="20"/>
-        <w:ind w:left="360"/>
-      </w:pPr>
-      <w:r>
-        <w:rPr>
-          <w:rFonts w:ascii="Arial" w:cs="Arial" w:eastAsia="Arial" w:hAnsi="Arial"/>
-          <w:sz w:val="21"/>
-          <w:szCs w:val="21"/>
-        </w:rPr>
-        <w:t xml:space="preserve">D.  5 Pa</w:t>
+        <w:t xml:space="preserve">C.  12,500 Pa</w:t>
+      </w:r>
+    </w:p>
+    <w:p>
+      <w:pPr>
+        <w:keepNext/>
+        <w:spacing w:after="20"/>
+        <w:ind w:left="360"/>
+      </w:pPr>
+      <w:r>
+        <w:rPr>
+          <w:rFonts w:ascii="Arial" w:cs="Arial" w:eastAsia="Arial" w:hAnsi="Arial"/>
+          <w:sz w:val="21"/>
+          <w:szCs w:val="21"/>
+        </w:rPr>
+        <w:t xml:space="preserve">D.  125,000 Pa</w:t>
       </w:r>
     </w:p>
     <w:p>
@@ -1099,7 +967,7 @@
           <w:sz w:val="21"/>
           <w:szCs w:val="21"/>
         </w:rPr>
-        <w:t xml:space="preserve">Correct answer: A. </w:t>
+        <w:t xml:space="preserve">Correct answer: C. </w:t>
       </w:r>
       <w:r>
         <w:rPr>
@@ -1108,7 +976,7 @@
           <w:sz w:val="19"/>
           <w:szCs w:val="19"/>
         </w:rPr>
-        <w:t xml:space="preserve">Weight = 50 × 10 = 500 N, so the force on one foot = 250 N. Area = 200 ÷ 10 000 = 0.02 m². P = 250 ÷ 0.02 = 12 500 Pa.</w:t>
+        <w:t xml:space="preserve">Weight = 50 × 10 = 500 N, so one foot carries 250 N. Area = 200 ÷ 10,000 = 0.02 m². P = 250 ÷ 0.02 = 12,500 Pa.</w:t>
       </w:r>
     </w:p>
     <w:p>
@@ -1123,7 +991,7 @@
           <w:sz w:val="16"/>
           <w:szCs w:val="16"/>
         </w:rPr>
-        <w:t xml:space="preserve">USE AFTER: OBSERVE PHASE — Part B: shoe-pressure investigation (step iv, converting cm² to m²)</w:t>
+        <w:t xml:space="preserve">USE AFTER: EXPLAIN PHASE — Formal definition and note frame (P = F/A, unit Pascal)</w:t>
       </w:r>
     </w:p>
     <w:p>
@@ -1139,22 +1007,52 @@
           <w:sz w:val="21"/>
           <w:szCs w:val="21"/>
         </w:rPr>
-        <w:t xml:space="preserve">Q4. In the shoe investigation, a pair counts the squares in a shoe tracing and finds an area of 250 cm². To calculate pressure in pascals, they must convert this to m². What is the area in m²?</w:t>
-      </w:r>
-    </w:p>
-    <w:p>
-      <w:pPr>
-        <w:keepNext/>
-        <w:spacing w:after="20"/>
-        <w:ind w:left="360"/>
-      </w:pPr>
-      <w:r>
-        <w:rPr>
-          <w:rFonts w:ascii="Arial" w:cs="Arial" w:eastAsia="Arial" w:hAnsi="Arial"/>
-          <w:sz w:val="21"/>
-          <w:szCs w:val="21"/>
-        </w:rPr>
-        <w:t xml:space="preserve">A.  0.25 m²</w:t>
+        <w:t xml:space="preserve">Q4. Which choice correctly gives the definition of pressure and its SI unit?</w:t>
+      </w:r>
+    </w:p>
+    <w:p>
+      <w:pPr>
+        <w:keepNext/>
+        <w:spacing w:after="20"/>
+        <w:ind w:left="360"/>
+      </w:pPr>
+      <w:r>
+        <w:rPr>
+          <w:rFonts w:ascii="Arial" w:cs="Arial" w:eastAsia="Arial" w:hAnsi="Arial"/>
+          <w:sz w:val="21"/>
+          <w:szCs w:val="21"/>
+        </w:rPr>
+        <w:t xml:space="preserve">A.  Pressure = area ÷ force; unit is the Newton (N)</w:t>
+      </w:r>
+    </w:p>
+    <w:p>
+      <w:pPr>
+        <w:keepNext/>
+        <w:spacing w:after="20"/>
+        <w:ind w:left="360"/>
+      </w:pPr>
+      <w:r>
+        <w:rPr>
+          <w:rFonts w:ascii="Arial" w:cs="Arial" w:eastAsia="Arial" w:hAnsi="Arial"/>
+          <w:sz w:val="21"/>
+          <w:szCs w:val="21"/>
+        </w:rPr>
+        <w:t xml:space="preserve">B.  Pressure = mass ÷ area; unit is the kilogram (kg)</w:t>
+      </w:r>
+    </w:p>
+    <w:p>
+      <w:pPr>
+        <w:keepNext/>
+        <w:spacing w:after="20"/>
+        <w:ind w:left="360"/>
+      </w:pPr>
+      <w:r>
+        <w:rPr>
+          <w:rFonts w:ascii="Arial" w:cs="Arial" w:eastAsia="Arial" w:hAnsi="Arial"/>
+          <w:sz w:val="21"/>
+          <w:szCs w:val="21"/>
+        </w:rPr>
+        <w:t xml:space="preserve">C.  Pressure = force × area; unit is the square metre (m²)</w:t>
       </w:r>
     </w:p>
     <w:p>
@@ -1172,37 +1070,7 @@
           <w:sz w:val="21"/>
           <w:szCs w:val="21"/>
         </w:rPr>
-        <w:t xml:space="preserve">B.  0.025 m²</w:t>
-      </w:r>
-    </w:p>
-    <w:p>
-      <w:pPr>
-        <w:keepNext/>
-        <w:spacing w:after="20"/>
-        <w:ind w:left="360"/>
-      </w:pPr>
-      <w:r>
-        <w:rPr>
-          <w:rFonts w:ascii="Arial" w:cs="Arial" w:eastAsia="Arial" w:hAnsi="Arial"/>
-          <w:sz w:val="21"/>
-          <w:szCs w:val="21"/>
-        </w:rPr>
-        <w:t xml:space="preserve">C.  0.0025 m²</w:t>
-      </w:r>
-    </w:p>
-    <w:p>
-      <w:pPr>
-        <w:keepNext/>
-        <w:spacing w:after="20"/>
-        <w:ind w:left="360"/>
-      </w:pPr>
-      <w:r>
-        <w:rPr>
-          <w:rFonts w:ascii="Arial" w:cs="Arial" w:eastAsia="Arial" w:hAnsi="Arial"/>
-          <w:sz w:val="21"/>
-          <w:szCs w:val="21"/>
-        </w:rPr>
-        <w:t xml:space="preserve">D.  2.5 m²</w:t>
+        <w:t xml:space="preserve">D.  Pressure = force ÷ area; unit is the Pascal (Pa), which is N/m²</w:t>
       </w:r>
     </w:p>
     <w:p>
@@ -1218,7 +1086,7 @@
           <w:sz w:val="21"/>
           <w:szCs w:val="21"/>
         </w:rPr>
-        <w:t xml:space="preserve">Correct answer: B. </w:t>
+        <w:t xml:space="preserve">Correct answer: D. </w:t>
       </w:r>
       <w:r>
         <w:rPr>
@@ -1227,7 +1095,7 @@
           <w:sz w:val="19"/>
           <w:szCs w:val="19"/>
         </w:rPr>
-        <w:t xml:space="preserve">1 m² = 10 000 cm², so 250 cm² = 250 ÷ 10 000 = 0.025 m². Forgetting this conversion is the most common error in the lab.</w:t>
+        <w:t xml:space="preserve">Pressure is force per unit area, P = F/A, measured in Pascals where 1 Pa = 1 N/m². Inverting the formula or using mass instead of force are common errors.</w:t>
       </w:r>
     </w:p>
     <w:p>
@@ -1242,7 +1110,7 @@
           <w:sz w:val="16"/>
           <w:szCs w:val="16"/>
         </w:rPr>
-        <w:t xml:space="preserve">USE AFTER: EXPLAIN PHASE — Formal definition P = F/A and the structured note frame</w:t>
+        <w:t xml:space="preserve">USE AFTER: EXPLAIN PHASE — Extension Problem 1: maize bag on a wooden pallet</w:t>
       </w:r>
     </w:p>
     <w:p>
@@ -1258,37 +1126,7 @@
           <w:sz w:val="21"/>
           <w:szCs w:val="21"/>
         </w:rPr>
-        <w:t xml:space="preserve">Q5. Which statement correctly gives the definition of pressure and its SI unit?</w:t>
-      </w:r>
-    </w:p>
-    <w:p>
-      <w:pPr>
-        <w:keepNext/>
-        <w:spacing w:after="20"/>
-        <w:ind w:left="360"/>
-      </w:pPr>
-      <w:r>
-        <w:rPr>
-          <w:rFonts w:ascii="Arial" w:cs="Arial" w:eastAsia="Arial" w:hAnsi="Arial"/>
-          <w:sz w:val="21"/>
-          <w:szCs w:val="21"/>
-        </w:rPr>
-        <w:t xml:space="preserve">A.  Pressure = force ÷ area, measured in newtons (N)</w:t>
-      </w:r>
-    </w:p>
-    <w:p>
-      <w:pPr>
-        <w:keepNext/>
-        <w:spacing w:after="20"/>
-        <w:ind w:left="360"/>
-      </w:pPr>
-      <w:r>
-        <w:rPr>
-          <w:rFonts w:ascii="Arial" w:cs="Arial" w:eastAsia="Arial" w:hAnsi="Arial"/>
-          <w:sz w:val="21"/>
-          <w:szCs w:val="21"/>
-        </w:rPr>
-        <w:t xml:space="preserve">B.  Pressure = area ÷ force, measured in m²/N</w:t>
+        <w:t xml:space="preserve">Q5. A maize bag of mass 90 kg (g = 10 N/kg) is placed on a wooden pallet in a warehouse in Eldoret. The pallet has 4 legs, each with a base area of 25 cm². The weight is shared equally by the legs. What pressure does each leg exert on the floor? (1 m² = 10,000 cm²)</w:t>
       </w:r>
     </w:p>
     <w:p>
@@ -1306,22 +1144,52 @@
           <w:sz w:val="21"/>
           <w:szCs w:val="21"/>
         </w:rPr>
-        <w:t xml:space="preserve">C.  Pressure = force ÷ area, measured in pascals (Pa), where 1 Pa = 1 N/m²</w:t>
-      </w:r>
-    </w:p>
-    <w:p>
-      <w:pPr>
-        <w:keepNext/>
-        <w:spacing w:after="20"/>
-        <w:ind w:left="360"/>
-      </w:pPr>
-      <w:r>
-        <w:rPr>
-          <w:rFonts w:ascii="Arial" w:cs="Arial" w:eastAsia="Arial" w:hAnsi="Arial"/>
-          <w:sz w:val="21"/>
-          <w:szCs w:val="21"/>
-        </w:rPr>
-        <w:t xml:space="preserve">D.  Pressure = force × area, measured in N·m²</w:t>
+        <w:t xml:space="preserve">A.  90,000 Pa</w:t>
+      </w:r>
+    </w:p>
+    <w:p>
+      <w:pPr>
+        <w:keepNext/>
+        <w:spacing w:after="20"/>
+        <w:ind w:left="360"/>
+      </w:pPr>
+      <w:r>
+        <w:rPr>
+          <w:rFonts w:ascii="Arial" w:cs="Arial" w:eastAsia="Arial" w:hAnsi="Arial"/>
+          <w:sz w:val="21"/>
+          <w:szCs w:val="21"/>
+        </w:rPr>
+        <w:t xml:space="preserve">B.  9,000 Pa</w:t>
+      </w:r>
+    </w:p>
+    <w:p>
+      <w:pPr>
+        <w:keepNext/>
+        <w:spacing w:after="20"/>
+        <w:ind w:left="360"/>
+      </w:pPr>
+      <w:r>
+        <w:rPr>
+          <w:rFonts w:ascii="Arial" w:cs="Arial" w:eastAsia="Arial" w:hAnsi="Arial"/>
+          <w:sz w:val="21"/>
+          <w:szCs w:val="21"/>
+        </w:rPr>
+        <w:t xml:space="preserve">C.  900,000 Pa</w:t>
+      </w:r>
+    </w:p>
+    <w:p>
+      <w:pPr>
+        <w:keepNext/>
+        <w:spacing w:after="20"/>
+        <w:ind w:left="360"/>
+      </w:pPr>
+      <w:r>
+        <w:rPr>
+          <w:rFonts w:ascii="Arial" w:cs="Arial" w:eastAsia="Arial" w:hAnsi="Arial"/>
+          <w:sz w:val="21"/>
+          <w:szCs w:val="21"/>
+        </w:rPr>
+        <w:t xml:space="preserve">D.  360,000 Pa</w:t>
       </w:r>
     </w:p>
     <w:p>
@@ -1337,7 +1205,7 @@
           <w:sz w:val="21"/>
           <w:szCs w:val="21"/>
         </w:rPr>
-        <w:t xml:space="preserve">Correct answer: C. </w:t>
+        <w:t xml:space="preserve">Correct answer: A. </w:t>
       </w:r>
       <w:r>
         <w:rPr>
@@ -1346,7 +1214,7 @@
           <w:sz w:val="19"/>
           <w:szCs w:val="19"/>
         </w:rPr>
-        <w:t xml:space="preserve">Pressure is force per unit area, P = F/A. Its SI unit is the pascal, and 1 Pa = 1 N/m². Inverting the formula or using newtons as the unit are common errors.</w:t>
+        <w:t xml:space="preserve">Weight = 90 × 10 = 900 N; each leg carries 900 ÷ 4 = 225 N. Area = 25 ÷ 10,000 = 0.0025 m². P = 225 ÷ 0.0025 = 90,000 Pa.</w:t>
       </w:r>
     </w:p>
     <w:p>
@@ -1361,7 +1229,7 @@
           <w:sz w:val="16"/>
           <w:szCs w:val="16"/>
         </w:rPr>
-        <w:t xml:space="preserve">USE AFTER: EXPLAIN PHASE — Extension Problem 1: maize bag on a wooden pallet</w:t>
+        <w:t xml:space="preserve">USE AFTER: EXPLAIN PHASE — Extension Problem 2: rungu and crutch comparison</w:t>
       </w:r>
     </w:p>
     <w:p>
@@ -1377,52 +1245,37 @@
           <w:sz w:val="21"/>
           <w:szCs w:val="21"/>
         </w:rPr>
-        <w:t xml:space="preserve">Q6. A maize bag of mass 90 kg (g = 10 N/kg) is placed on a wooden pallet with 4 legs. Each leg has a base area of 25 cm². The weight is shared equally by the legs. What pressure does each leg exert on the warehouse floor in Eldoret?</w:t>
-      </w:r>
-    </w:p>
-    <w:p>
-      <w:pPr>
-        <w:keepNext/>
-        <w:spacing w:after="20"/>
-        <w:ind w:left="360"/>
-      </w:pPr>
-      <w:r>
-        <w:rPr>
-          <w:rFonts w:ascii="Arial" w:cs="Arial" w:eastAsia="Arial" w:hAnsi="Arial"/>
-          <w:sz w:val="21"/>
-          <w:szCs w:val="21"/>
-        </w:rPr>
-        <w:t xml:space="preserve">A.  9 Pa</w:t>
-      </w:r>
-    </w:p>
-    <w:p>
-      <w:pPr>
-        <w:keepNext/>
-        <w:spacing w:after="20"/>
-        <w:ind w:left="360"/>
-      </w:pPr>
-      <w:r>
-        <w:rPr>
-          <w:rFonts w:ascii="Arial" w:cs="Arial" w:eastAsia="Arial" w:hAnsi="Arial"/>
-          <w:sz w:val="21"/>
-          <w:szCs w:val="21"/>
-        </w:rPr>
-        <w:t xml:space="preserve">B.  360 000 Pa</w:t>
-      </w:r>
-    </w:p>
-    <w:p>
-      <w:pPr>
-        <w:keepNext/>
-        <w:spacing w:after="20"/>
-        <w:ind w:left="360"/>
-      </w:pPr>
-      <w:r>
-        <w:rPr>
-          <w:rFonts w:ascii="Arial" w:cs="Arial" w:eastAsia="Arial" w:hAnsi="Arial"/>
-          <w:sz w:val="21"/>
-          <w:szCs w:val="21"/>
-        </w:rPr>
-        <w:t xml:space="preserve">C.  36 Pa</w:t>
+        <w:t xml:space="preserve">Q6. A Maasai elder leans on a rungu whose handle tip has an area of 2 cm², with a force of 150 N. A nurse at Kenyatta National Hospital leans on a flat crutch base of area 50 cm² with the same 150 N force. How do the pressures on the floor compare?</w:t>
+      </w:r>
+    </w:p>
+    <w:p>
+      <w:pPr>
+        <w:keepNext/>
+        <w:spacing w:after="20"/>
+        <w:ind w:left="360"/>
+      </w:pPr>
+      <w:r>
+        <w:rPr>
+          <w:rFonts w:ascii="Arial" w:cs="Arial" w:eastAsia="Arial" w:hAnsi="Arial"/>
+          <w:sz w:val="21"/>
+          <w:szCs w:val="21"/>
+        </w:rPr>
+        <w:t xml:space="preserve">A.  The rungu exerts 48 times more pressure than the crutch</w:t>
+      </w:r>
+    </w:p>
+    <w:p>
+      <w:pPr>
+        <w:keepNext/>
+        <w:spacing w:after="20"/>
+        <w:ind w:left="360"/>
+      </w:pPr>
+      <w:r>
+        <w:rPr>
+          <w:rFonts w:ascii="Arial" w:cs="Arial" w:eastAsia="Arial" w:hAnsi="Arial"/>
+          <w:sz w:val="21"/>
+          <w:szCs w:val="21"/>
+        </w:rPr>
+        <w:t xml:space="preserve">B.  The pressures are equal, because both forces are 150 N</w:t>
       </w:r>
     </w:p>
     <w:p>
@@ -1440,7 +1293,22 @@
           <w:sz w:val="21"/>
           <w:szCs w:val="21"/>
         </w:rPr>
-        <w:t xml:space="preserve">D.  90 000 Pa</w:t>
+        <w:t xml:space="preserve">C.  The rungu exerts 25 times more pressure than the crutch</w:t>
+      </w:r>
+    </w:p>
+    <w:p>
+      <w:pPr>
+        <w:keepNext/>
+        <w:spacing w:after="20"/>
+        <w:ind w:left="360"/>
+      </w:pPr>
+      <w:r>
+        <w:rPr>
+          <w:rFonts w:ascii="Arial" w:cs="Arial" w:eastAsia="Arial" w:hAnsi="Arial"/>
+          <w:sz w:val="21"/>
+          <w:szCs w:val="21"/>
+        </w:rPr>
+        <w:t xml:space="preserve">D.  The crutch exerts 25 times more pressure than the rungu</w:t>
       </w:r>
     </w:p>
     <w:p>
@@ -1456,7 +1324,7 @@
           <w:sz w:val="21"/>
           <w:szCs w:val="21"/>
         </w:rPr>
-        <w:t xml:space="preserve">Correct answer: D. </w:t>
+        <w:t xml:space="preserve">Correct answer: C. </w:t>
       </w:r>
       <w:r>
         <w:rPr>
@@ -1465,7 +1333,7 @@
           <w:sz w:val="19"/>
           <w:szCs w:val="19"/>
         </w:rPr>
-        <w:t xml:space="preserve">Weight = 90 × 10 = 900 N. Force per leg = 900 ÷ 4 = 225 N. Area = 25 ÷ 10 000 = 0.0025 m². P = 225 ÷ 0.0025 = 90 000 Pa.</w:t>
+        <w:t xml:space="preserve">Rungu: 150 ÷ 0.0002 = 750,000 Pa. Crutch: 150 ÷ 0.005 = 30,000 Pa. The ratio is 750,000 ÷ 30,000 = 25, so the crutch is safer for a soft floor.</w:t>
       </w:r>
     </w:p>
     <w:p>
@@ -1480,7 +1348,7 @@
           <w:sz w:val="16"/>
           <w:szCs w:val="16"/>
         </w:rPr>
-        <w:t xml:space="preserve">USE AFTER: EXPLAIN PHASE — Extension Problem 2: rungu and crutch comparison</w:t>
+        <w:t xml:space="preserve">USE AFTER: DQB PHASE — Two-colour DQB cards: 'What do I now THINK is causing the jerrycan to crush?'</w:t>
       </w:r>
     </w:p>
     <w:p>
@@ -1496,7 +1364,22 @@
           <w:sz w:val="21"/>
           <w:szCs w:val="21"/>
         </w:rPr>
-        <w:t xml:space="preserve">Q7. A Maasai elder leans on a rungu with a handle tip area of 2 cm², using a force of 150 N. What pressure does the rungu tip exert on the ground?</w:t>
+        <w:t xml:space="preserve">Q7. Which statement best describes atmospheric pressure?</w:t>
+      </w:r>
+    </w:p>
+    <w:p>
+      <w:pPr>
+        <w:keepNext/>
+        <w:spacing w:after="20"/>
+        <w:ind w:left="360"/>
+      </w:pPr>
+      <w:r>
+        <w:rPr>
+          <w:rFonts w:ascii="Arial" w:cs="Arial" w:eastAsia="Arial" w:hAnsi="Arial"/>
+          <w:sz w:val="21"/>
+          <w:szCs w:val="21"/>
+        </w:rPr>
+        <w:t xml:space="preserve">A.  It is a force that acts only downwards on the top of objects</w:t>
       </w:r>
     </w:p>
     <w:p>
@@ -1514,52 +1397,37 @@
           <w:sz w:val="21"/>
           <w:szCs w:val="21"/>
         </w:rPr>
-        <w:t xml:space="preserve">A.  750 000 Pa</w:t>
-      </w:r>
-    </w:p>
-    <w:p>
-      <w:pPr>
-        <w:keepNext/>
-        <w:spacing w:after="20"/>
-        <w:ind w:left="360"/>
-      </w:pPr>
-      <w:r>
-        <w:rPr>
-          <w:rFonts w:ascii="Arial" w:cs="Arial" w:eastAsia="Arial" w:hAnsi="Arial"/>
-          <w:sz w:val="21"/>
-          <w:szCs w:val="21"/>
-        </w:rPr>
-        <w:t xml:space="preserve">B.  75 Pa</w:t>
-      </w:r>
-    </w:p>
-    <w:p>
-      <w:pPr>
-        <w:keepNext/>
-        <w:spacing w:after="20"/>
-        <w:ind w:left="360"/>
-      </w:pPr>
-      <w:r>
-        <w:rPr>
-          <w:rFonts w:ascii="Arial" w:cs="Arial" w:eastAsia="Arial" w:hAnsi="Arial"/>
-          <w:sz w:val="21"/>
-          <w:szCs w:val="21"/>
-        </w:rPr>
-        <w:t xml:space="preserve">C.  7 500 Pa</w:t>
-      </w:r>
-    </w:p>
-    <w:p>
-      <w:pPr>
-        <w:keepNext/>
-        <w:spacing w:after="20"/>
-        <w:ind w:left="360"/>
-      </w:pPr>
-      <w:r>
-        <w:rPr>
-          <w:rFonts w:ascii="Arial" w:cs="Arial" w:eastAsia="Arial" w:hAnsi="Arial"/>
-          <w:sz w:val="21"/>
-          <w:szCs w:val="21"/>
-        </w:rPr>
-        <w:t xml:space="preserve">D.  30 000 Pa</w:t>
+        <w:t xml:space="preserve">B.  It is the weight of the column of air above a surface, and it acts on every exposed face of an object</w:t>
+      </w:r>
+    </w:p>
+    <w:p>
+      <w:pPr>
+        <w:keepNext/>
+        <w:spacing w:after="20"/>
+        <w:ind w:left="360"/>
+      </w:pPr>
+      <w:r>
+        <w:rPr>
+          <w:rFonts w:ascii="Arial" w:cs="Arial" w:eastAsia="Arial" w:hAnsi="Arial"/>
+          <w:sz w:val="21"/>
+          <w:szCs w:val="21"/>
+        </w:rPr>
+        <w:t xml:space="preserve">C.  It is the force of moving wind, and it acts only in the direction the wind blows</w:t>
+      </w:r>
+    </w:p>
+    <w:p>
+      <w:pPr>
+        <w:keepNext/>
+        <w:spacing w:after="20"/>
+        <w:ind w:left="360"/>
+      </w:pPr>
+      <w:r>
+        <w:rPr>
+          <w:rFonts w:ascii="Arial" w:cs="Arial" w:eastAsia="Arial" w:hAnsi="Arial"/>
+          <w:sz w:val="21"/>
+          <w:szCs w:val="21"/>
+        </w:rPr>
+        <w:t xml:space="preserve">D.  It is the pressure of the air trapped inside a container only</w:t>
       </w:r>
     </w:p>
     <w:p>
@@ -1575,7 +1443,7 @@
           <w:sz w:val="21"/>
           <w:szCs w:val="21"/>
         </w:rPr>
-        <w:t xml:space="preserve">Correct answer: A. </w:t>
+        <w:t xml:space="preserve">Correct answer: B. </w:t>
       </w:r>
       <w:r>
         <w:rPr>
@@ -1584,7 +1452,7 @@
           <w:sz w:val="19"/>
           <w:szCs w:val="19"/>
         </w:rPr>
-        <w:t xml:space="preserve">Area = 2 ÷ 10 000 = 0.0002 m². P = F/A = 150 ÷ 0.0002 = 750 000 Pa.</w:t>
+        <w:t xml:space="preserve">Atmospheric pressure comes from the weight of the air column above a surface and it pushes on all exposed faces, not just the top.</w:t>
       </w:r>
     </w:p>
     <w:p>
@@ -1599,7 +1467,7 @@
           <w:sz w:val="16"/>
           <w:szCs w:val="16"/>
         </w:rPr>
-        <w:t xml:space="preserve">USE AFTER: EXPLAIN PHASE — Extension Problem 2: rungu and crutch comparison (which is safer)</w:t>
+        <w:t xml:space="preserve">USE AFTER: MODEL BUILDING PHASE — Revised jerrycan model: sentence frame 'Before the air was removed... After air was removed...'</w:t>
       </w:r>
     </w:p>
     <w:p>
@@ -1615,7 +1483,22 @@
           <w:sz w:val="21"/>
           <w:szCs w:val="21"/>
         </w:rPr>
-        <w:t xml:space="preserve">Q8. A rungu tip (area 2 cm²) and a flat crutch base (area 50 cm²) each carry the same force of 150 N. Which is safer on a soft floor, and why?</w:t>
+        <w:t xml:space="preserve">Q8. An empty sealed jerrycan with normal air inside and outside stays intact. After some air is pumped out of it, it collapses. Which explanation is correct?</w:t>
+      </w:r>
+    </w:p>
+    <w:p>
+      <w:pPr>
+        <w:keepNext/>
+        <w:spacing w:after="20"/>
+        <w:ind w:left="360"/>
+      </w:pPr>
+      <w:r>
+        <w:rPr>
+          <w:rFonts w:ascii="Arial" w:cs="Arial" w:eastAsia="Arial" w:hAnsi="Arial"/>
+          <w:sz w:val="21"/>
+          <w:szCs w:val="21"/>
+        </w:rPr>
+        <w:t xml:space="preserve">A.  Before, there was no air pushing on the jerrycan at all</w:t>
       </w:r>
     </w:p>
     <w:p>
@@ -1633,52 +1516,37 @@
           <w:sz w:val="21"/>
           <w:szCs w:val="21"/>
         </w:rPr>
-        <w:t xml:space="preserve">A.  The crutch, because a larger area gives a smaller pressure on the floor.</w:t>
-      </w:r>
-    </w:p>
-    <w:p>
-      <w:pPr>
-        <w:keepNext/>
-        <w:spacing w:after="20"/>
-        <w:ind w:left="360"/>
-      </w:pPr>
-      <w:r>
-        <w:rPr>
-          <w:rFonts w:ascii="Arial" w:cs="Arial" w:eastAsia="Arial" w:hAnsi="Arial"/>
-          <w:sz w:val="21"/>
-          <w:szCs w:val="21"/>
-        </w:rPr>
-        <w:t xml:space="preserve">B.  The rungu, because it spreads the force over more area.</w:t>
-      </w:r>
-    </w:p>
-    <w:p>
-      <w:pPr>
-        <w:keepNext/>
-        <w:spacing w:after="20"/>
-        <w:ind w:left="360"/>
-      </w:pPr>
-      <w:r>
-        <w:rPr>
-          <w:rFonts w:ascii="Arial" w:cs="Arial" w:eastAsia="Arial" w:hAnsi="Arial"/>
-          <w:sz w:val="21"/>
-          <w:szCs w:val="21"/>
-        </w:rPr>
-        <w:t xml:space="preserve">C.  The rungu, because a small area gives a smaller pressure.</w:t>
-      </w:r>
-    </w:p>
-    <w:p>
-      <w:pPr>
-        <w:keepNext/>
-        <w:spacing w:after="20"/>
-        <w:ind w:left="360"/>
-      </w:pPr>
-      <w:r>
-        <w:rPr>
-          <w:rFonts w:ascii="Arial" w:cs="Arial" w:eastAsia="Arial" w:hAnsi="Arial"/>
-          <w:sz w:val="21"/>
-          <w:szCs w:val="21"/>
-        </w:rPr>
-        <w:t xml:space="preserve">D.  Both are equally safe, because the force is the same.</w:t>
+        <w:t xml:space="preserve">B.  Before, the air pressure inside pushing outwards balanced the air pressure outside pushing inwards; after, the pressure inside was much less, so the outside pressure crushed it</w:t>
+      </w:r>
+    </w:p>
+    <w:p>
+      <w:pPr>
+        <w:keepNext/>
+        <w:spacing w:after="20"/>
+        <w:ind w:left="360"/>
+      </w:pPr>
+      <w:r>
+        <w:rPr>
+          <w:rFonts w:ascii="Arial" w:cs="Arial" w:eastAsia="Arial" w:hAnsi="Arial"/>
+          <w:sz w:val="21"/>
+          <w:szCs w:val="21"/>
+        </w:rPr>
+        <w:t xml:space="preserve">C.  The air outside became heavier after the air inside was removed</w:t>
+      </w:r>
+    </w:p>
+    <w:p>
+      <w:pPr>
+        <w:keepNext/>
+        <w:spacing w:after="20"/>
+        <w:ind w:left="360"/>
+      </w:pPr>
+      <w:r>
+        <w:rPr>
+          <w:rFonts w:ascii="Arial" w:cs="Arial" w:eastAsia="Arial" w:hAnsi="Arial"/>
+          <w:sz w:val="21"/>
+          <w:szCs w:val="21"/>
+        </w:rPr>
+        <w:t xml:space="preserve">D.  The plastic was already weak and only needed a small push from the pump</w:t>
       </w:r>
     </w:p>
     <w:p>
@@ -1694,7 +1562,7 @@
           <w:sz w:val="21"/>
           <w:szCs w:val="21"/>
         </w:rPr>
-        <w:t xml:space="preserve">Correct answer: A. </w:t>
+        <w:t xml:space="preserve">Correct answer: B. </w:t>
       </w:r>
       <w:r>
         <w:rPr>
@@ -1703,245 +1571,7 @@
           <w:sz w:val="19"/>
           <w:szCs w:val="19"/>
         </w:rPr>
-        <w:t xml:space="preserve">With the same force, the larger area of the crutch base gives a much lower pressure (30 000 Pa compared with 750 000 Pa), so it is less likely to damage a soft floor.</w:t>
-      </w:r>
-    </w:p>
-    <w:p>
-      <w:pPr>
-        <w:keepNext/>
-        <w:spacing w:after="40" w:before="200"/>
-      </w:pPr>
-      <w:r>
-        <w:rPr>
-          <w:rFonts w:ascii="Arial" w:cs="Arial" w:eastAsia="Arial" w:hAnsi="Arial"/>
-          <w:color w:val="1F6B75"/>
-          <w:sz w:val="16"/>
-          <w:szCs w:val="16"/>
-        </w:rPr>
-        <w:t xml:space="preserve">USE AFTER: DQB PHASE — Two-colour DQB cards: yellow 'What do I now THINK' card</w:t>
-      </w:r>
-    </w:p>
-    <w:p>
-      <w:pPr>
-        <w:keepNext/>
-        <w:spacing w:after="80"/>
-      </w:pPr>
-      <w:r>
-        <w:rPr>
-          <w:rFonts w:ascii="Arial" w:cs="Arial" w:eastAsia="Arial" w:hAnsi="Arial"/>
-          <w:b/>
-          <w:bCs/>
-          <w:sz w:val="21"/>
-          <w:szCs w:val="21"/>
-        </w:rPr>
-        <w:t xml:space="preserve">Q9. A student must write a 'What I now THINK' card explaining why a sealed jerrycan with some air removed collapses. Which card is the best scientific explanation using force per unit area?</w:t>
-      </w:r>
-    </w:p>
-    <w:p>
-      <w:pPr>
-        <w:keepNext/>
-        <w:spacing w:after="20"/>
-        <w:ind w:left="360"/>
-      </w:pPr>
-      <w:r>
-        <w:rPr>
-          <w:rFonts w:ascii="Arial" w:cs="Arial" w:eastAsia="Arial" w:hAnsi="Arial"/>
-          <w:sz w:val="21"/>
-          <w:szCs w:val="21"/>
-        </w:rPr>
-        <w:t xml:space="preserve">A.  The air did it.</w:t>
-      </w:r>
-    </w:p>
-    <w:p>
-      <w:pPr>
-        <w:keepNext/>
-        <w:spacing w:after="20"/>
-        <w:ind w:left="360"/>
-      </w:pPr>
-      <w:r>
-        <w:rPr>
-          <w:rFonts w:ascii="Arial" w:cs="Arial" w:eastAsia="Arial" w:hAnsi="Arial"/>
-          <w:b/>
-          <w:bCs/>
-          <w:color w:val="2E7D4F"/>
-          <w:sz w:val="21"/>
-          <w:szCs w:val="21"/>
-        </w:rPr>
-        <w:t xml:space="preserve">B.  Air outside pushes on every unit of area of the jerrycan. With less air inside, the outside pressure is greater than the inside pressure, so the walls are pushed in.</w:t>
-      </w:r>
-    </w:p>
-    <w:p>
-      <w:pPr>
-        <w:keepNext/>
-        <w:spacing w:after="20"/>
-        <w:ind w:left="360"/>
-      </w:pPr>
-      <w:r>
-        <w:rPr>
-          <w:rFonts w:ascii="Arial" w:cs="Arial" w:eastAsia="Arial" w:hAnsi="Arial"/>
-          <w:sz w:val="21"/>
-          <w:szCs w:val="21"/>
-        </w:rPr>
-        <w:t xml:space="preserve">C.  Pressure cannot act on plastic, so the plastic became weak by itself.</w:t>
-      </w:r>
-    </w:p>
-    <w:p>
-      <w:pPr>
-        <w:keepNext/>
-        <w:spacing w:after="20"/>
-        <w:ind w:left="360"/>
-      </w:pPr>
-      <w:r>
-        <w:rPr>
-          <w:rFonts w:ascii="Arial" w:cs="Arial" w:eastAsia="Arial" w:hAnsi="Arial"/>
-          <w:sz w:val="21"/>
-          <w:szCs w:val="21"/>
-        </w:rPr>
-        <w:t xml:space="preserve">D.  The air outside got heavier and squashed the jerrycan.</w:t>
-      </w:r>
-    </w:p>
-    <w:p>
-      <w:pPr>
-        <w:spacing w:after="120" w:before="60"/>
-      </w:pPr>
-      <w:r>
-        <w:rPr>
-          <w:rFonts w:ascii="Arial" w:cs="Arial" w:eastAsia="Arial" w:hAnsi="Arial"/>
-          <w:b/>
-          <w:bCs/>
-          <w:color w:val="2E7D4F"/>
-          <w:sz w:val="21"/>
-          <w:szCs w:val="21"/>
-        </w:rPr>
-        <w:t xml:space="preserve">Correct answer: B. </w:t>
-      </w:r>
-      <w:r>
-        <w:rPr>
-          <w:rFonts w:ascii="Arial" w:cs="Arial" w:eastAsia="Arial" w:hAnsi="Arial"/>
-          <w:color w:val="444444"/>
-          <w:sz w:val="19"/>
-          <w:szCs w:val="19"/>
-        </w:rPr>
-        <w:t xml:space="preserve">This is the only answer that uses force, area and pressure correctly and identifies the pressure difference between outside and inside as the cause. The other answers are vague or wrong.</w:t>
-      </w:r>
-    </w:p>
-    <w:p>
-      <w:pPr>
-        <w:keepNext/>
-        <w:spacing w:after="40" w:before="200"/>
-      </w:pPr>
-      <w:r>
-        <w:rPr>
-          <w:rFonts w:ascii="Arial" w:cs="Arial" w:eastAsia="Arial" w:hAnsi="Arial"/>
-          <w:color w:val="1F6B75"/>
-          <w:sz w:val="16"/>
-          <w:szCs w:val="16"/>
-        </w:rPr>
-        <w:t xml:space="preserve">USE AFTER: MODEL BUILDING PHASE — Revising the jerrycan force diagram and completing the sentence frame</w:t>
-      </w:r>
-    </w:p>
-    <w:p>
-      <w:pPr>
-        <w:keepNext/>
-        <w:spacing w:after="80"/>
-      </w:pPr>
-      <w:r>
-        <w:rPr>
-          <w:rFonts w:ascii="Arial" w:cs="Arial" w:eastAsia="Arial" w:hAnsi="Arial"/>
-          <w:b/>
-          <w:bCs/>
-          <w:sz w:val="21"/>
-          <w:szCs w:val="21"/>
-        </w:rPr>
-        <w:t xml:space="preserve">Q10. A full jerrycan does not collapse, but the same jerrycan collapses when some air is removed. Which sentence correctly completes the model: 'The full jerrycan stayed intact because ___.'?</w:t>
-      </w:r>
-    </w:p>
-    <w:p>
-      <w:pPr>
-        <w:keepNext/>
-        <w:spacing w:after="20"/>
-        <w:ind w:left="360"/>
-      </w:pPr>
-      <w:r>
-        <w:rPr>
-          <w:rFonts w:ascii="Arial" w:cs="Arial" w:eastAsia="Arial" w:hAnsi="Arial"/>
-          <w:sz w:val="21"/>
-          <w:szCs w:val="21"/>
-        </w:rPr>
-        <w:t xml:space="preserve">A.  air pressure pushes only from above, and the plastic is strong enough to resist it</w:t>
-      </w:r>
-    </w:p>
-    <w:p>
-      <w:pPr>
-        <w:keepNext/>
-        <w:spacing w:after="20"/>
-        <w:ind w:left="360"/>
-      </w:pPr>
-      <w:r>
-        <w:rPr>
-          <w:rFonts w:ascii="Arial" w:cs="Arial" w:eastAsia="Arial" w:hAnsi="Arial"/>
-          <w:b/>
-          <w:bCs/>
-          <w:color w:val="2E7D4F"/>
-          <w:sz w:val="21"/>
-          <w:szCs w:val="21"/>
-        </w:rPr>
-        <w:t xml:space="preserve">B.  the air pressure inside pushing outwards balanced the air pressure outside pushing inwards</w:t>
-      </w:r>
-    </w:p>
-    <w:p>
-      <w:pPr>
-        <w:keepNext/>
-        <w:spacing w:after="20"/>
-        <w:ind w:left="360"/>
-      </w:pPr>
-      <w:r>
-        <w:rPr>
-          <w:rFonts w:ascii="Arial" w:cs="Arial" w:eastAsia="Arial" w:hAnsi="Arial"/>
-          <w:sz w:val="21"/>
-          <w:szCs w:val="21"/>
-        </w:rPr>
-        <w:t xml:space="preserve">C.  there is no air pressure acting on a full jerrycan</w:t>
-      </w:r>
-    </w:p>
-    <w:p>
-      <w:pPr>
-        <w:keepNext/>
-        <w:spacing w:after="20"/>
-        <w:ind w:left="360"/>
-      </w:pPr>
-      <w:r>
-        <w:rPr>
-          <w:rFonts w:ascii="Arial" w:cs="Arial" w:eastAsia="Arial" w:hAnsi="Arial"/>
-          <w:sz w:val="21"/>
-          <w:szCs w:val="21"/>
-        </w:rPr>
-        <w:t xml:space="preserve">D.  the air outside is lighter than the air inside a full jerrycan</w:t>
-      </w:r>
-    </w:p>
-    <w:p>
-      <w:pPr>
-        <w:spacing w:after="120" w:before="60"/>
-      </w:pPr>
-      <w:r>
-        <w:rPr>
-          <w:rFonts w:ascii="Arial" w:cs="Arial" w:eastAsia="Arial" w:hAnsi="Arial"/>
-          <w:b/>
-          <w:bCs/>
-          <w:color w:val="2E7D4F"/>
-          <w:sz w:val="21"/>
-          <w:szCs w:val="21"/>
-        </w:rPr>
-        <w:t xml:space="preserve">Correct answer: B. </w:t>
-      </w:r>
-      <w:r>
-        <w:rPr>
-          <w:rFonts w:ascii="Arial" w:cs="Arial" w:eastAsia="Arial" w:hAnsi="Arial"/>
-          <w:color w:val="444444"/>
-          <w:sz w:val="19"/>
-          <w:szCs w:val="19"/>
-        </w:rPr>
-        <w:t xml:space="preserve">When the pressures inside and outside are balanced, the forces on the walls cancel and the jerrycan keeps its shape. After air is removed, the inside pressure drops and the outside pressure pushes the walls in.</w:t>
+        <w:t xml:space="preserve">With equal pressure inside and outside the inward and outward pushes balance. Removing air lowers the inside pressure, so the unbalanced outside pressure collapses the jerrycan.</w:t>
       </w:r>
     </w:p>
     <w:p>
@@ -1960,7 +1590,7 @@
         </w:rPr>
         <w:t xml:space="preserve">© 2026 SeaVuria and ARES. Aligned with KICD objectives. Developed by SeaVuria; technical implementation by ARES (with AI assistance from Claude). Licensed under </w:t>
       </w:r>
-      <w:hyperlink w:history="1" r:id="rId0gvjfopnutwv3f3-hipjf">
+      <w:hyperlink w:history="1" r:id="rIdb6l_bm3j1kenvwti3brjg">
         <w:r>
           <w:rPr>
             <w:rFonts w:ascii="Arial" w:cs="Arial" w:eastAsia="Arial" w:hAnsi="Arial"/>
@@ -1981,7 +1611,7 @@
         </w:rPr>
         <w:t xml:space="preserve"> (</w:t>
       </w:r>
-      <w:hyperlink w:history="1" r:id="rIdpdzaqnr_cdlzqw3xulqgy">
+      <w:hyperlink w:history="1" r:id="rId1sb88qvioy_lcy_cilqgg">
         <w:r>
           <w:rPr>
             <w:rFonts w:ascii="Arial" w:cs="Arial" w:eastAsia="Arial" w:hAnsi="Arial"/>

--- a/data/outputs/v2/Physics/SS1.1_Pressure/quiz/Physics_G10_SS1.1_Pressure_L2_AnswerKey.docx
+++ b/data/outputs/v2/Physics/SS1.1_Pressure/quiz/Physics_G10_SS1.1_Pressure_L2_AnswerKey.docx
@@ -1590,7 +1590,7 @@
         </w:rPr>
         <w:t xml:space="preserve">© 2026 SeaVuria and ARES. Aligned with KICD objectives. Developed by SeaVuria; technical implementation by ARES (with AI assistance from Claude). Licensed under </w:t>
       </w:r>
-      <w:hyperlink w:history="1" r:id="rIdb6l_bm3j1kenvwti3brjg">
+      <w:hyperlink w:history="1" r:id="rId4rdclhzh86c8g176tbkys">
         <w:r>
           <w:rPr>
             <w:rFonts w:ascii="Arial" w:cs="Arial" w:eastAsia="Arial" w:hAnsi="Arial"/>
@@ -1611,7 +1611,7 @@
         </w:rPr>
         <w:t xml:space="preserve"> (</w:t>
       </w:r>
-      <w:hyperlink w:history="1" r:id="rId1sb88qvioy_lcy_cilqgg">
+      <w:hyperlink w:history="1" r:id="rId9yu1fqb7zyt0acq3kcyie">
         <w:r>
           <w:rPr>
             <w:rFonts w:ascii="Arial" w:cs="Arial" w:eastAsia="Arial" w:hAnsi="Arial"/>

--- a/data/outputs/v2/Physics/SS1.1_Pressure/quiz/Physics_G10_SS1.1_Pressure_L2_AnswerKey.docx
+++ b/data/outputs/v2/Physics/SS1.1_Pressure/quiz/Physics_G10_SS1.1_Pressure_L2_AnswerKey.docx
@@ -1590,7 +1590,7 @@
         </w:rPr>
         <w:t xml:space="preserve">© 2026 SeaVuria and ARES. Aligned with KICD objectives. Developed by SeaVuria; technical implementation by ARES (with AI assistance from Claude). Licensed under </w:t>
       </w:r>
-      <w:hyperlink w:history="1" r:id="rId4rdclhzh86c8g176tbkys">
+      <w:hyperlink w:history="1" r:id="rIdlx4mtx4t1bbcbeijju5xn">
         <w:r>
           <w:rPr>
             <w:rFonts w:ascii="Arial" w:cs="Arial" w:eastAsia="Arial" w:hAnsi="Arial"/>
@@ -1611,7 +1611,7 @@
         </w:rPr>
         <w:t xml:space="preserve"> (</w:t>
       </w:r>
-      <w:hyperlink w:history="1" r:id="rId9yu1fqb7zyt0acq3kcyie">
+      <w:hyperlink w:history="1" r:id="rIdmpkvpjezamgth3j26ocln">
         <w:r>
           <w:rPr>
             <w:rFonts w:ascii="Arial" w:cs="Arial" w:eastAsia="Arial" w:hAnsi="Arial"/>

--- a/data/outputs/v2/Physics/SS1.1_Pressure/quiz/Physics_G10_SS1.1_Pressure_L2_AnswerKey.docx
+++ b/data/outputs/v2/Physics/SS1.1_Pressure/quiz/Physics_G10_SS1.1_Pressure_L2_AnswerKey.docx
@@ -29,7 +29,7 @@
           <w:sz w:val="20"/>
           <w:szCs w:val="20"/>
         </w:rPr>
-        <w:t xml:space="preserve">Sub-Strand 1.1: Pressure  •  Lesson 2: What Is Pressure? Measuring the Invisible Push — Shoes, Scales, and Force Per Unit Area</w:t>
+        <w:t xml:space="preserve">Sub-Strand 1.1: Pressure  •  Lesson 2: What is Pressure? Force and Area on Flour</w:t>
       </w:r>
     </w:p>
     <w:p>
@@ -64,7 +64,7 @@
     </w:p>
     <w:tbl>
       <w:tblPr>
-        <w:tblW w:type="dxa" w:w="9360"/>
+        <w:tblW w:type="dxa" w:w="9359"/>
         <w:tblBorders>
           <w:top w:val="single" w:color="auto" w:sz="4"/>
           <w:left w:val="single" w:color="auto" w:sz="4"/>
@@ -75,19 +75,18 @@
         </w:tblBorders>
       </w:tblPr>
       <w:tblGrid>
-        <w:gridCol w:w="1170"/>
-        <w:gridCol w:w="1170"/>
-        <w:gridCol w:w="1170"/>
-        <w:gridCol w:w="1170"/>
-        <w:gridCol w:w="1170"/>
-        <w:gridCol w:w="1170"/>
-        <w:gridCol w:w="1170"/>
-        <w:gridCol w:w="1170"/>
+        <w:gridCol w:w="1337"/>
+        <w:gridCol w:w="1337"/>
+        <w:gridCol w:w="1337"/>
+        <w:gridCol w:w="1337"/>
+        <w:gridCol w:w="1337"/>
+        <w:gridCol w:w="1337"/>
+        <w:gridCol w:w="1337"/>
       </w:tblGrid>
       <w:tr>
         <w:tc>
           <w:tcPr>
-            <w:tcW w:type="dxa" w:w="1170"/>
+            <w:tcW w:type="dxa" w:w="1337"/>
             <w:tcBorders>
               <w:top w:val="single" w:color="BBBBBB" w:sz="4"/>
               <w:left w:val="single" w:color="BBBBBB" w:sz="4"/>
@@ -120,7 +119,7 @@
         </w:tc>
         <w:tc>
           <w:tcPr>
-            <w:tcW w:type="dxa" w:w="1170"/>
+            <w:tcW w:type="dxa" w:w="1337"/>
             <w:tcBorders>
               <w:top w:val="single" w:color="BBBBBB" w:sz="4"/>
               <w:left w:val="single" w:color="BBBBBB" w:sz="4"/>
@@ -153,7 +152,7 @@
         </w:tc>
         <w:tc>
           <w:tcPr>
-            <w:tcW w:type="dxa" w:w="1170"/>
+            <w:tcW w:type="dxa" w:w="1337"/>
             <w:tcBorders>
               <w:top w:val="single" w:color="BBBBBB" w:sz="4"/>
               <w:left w:val="single" w:color="BBBBBB" w:sz="4"/>
@@ -186,7 +185,7 @@
         </w:tc>
         <w:tc>
           <w:tcPr>
-            <w:tcW w:type="dxa" w:w="1170"/>
+            <w:tcW w:type="dxa" w:w="1337"/>
             <w:tcBorders>
               <w:top w:val="single" w:color="BBBBBB" w:sz="4"/>
               <w:left w:val="single" w:color="BBBBBB" w:sz="4"/>
@@ -219,7 +218,7 @@
         </w:tc>
         <w:tc>
           <w:tcPr>
-            <w:tcW w:type="dxa" w:w="1170"/>
+            <w:tcW w:type="dxa" w:w="1337"/>
             <w:tcBorders>
               <w:top w:val="single" w:color="BBBBBB" w:sz="4"/>
               <w:left w:val="single" w:color="BBBBBB" w:sz="4"/>
@@ -252,7 +251,7 @@
         </w:tc>
         <w:tc>
           <w:tcPr>
-            <w:tcW w:type="dxa" w:w="1170"/>
+            <w:tcW w:type="dxa" w:w="1337"/>
             <w:tcBorders>
               <w:top w:val="single" w:color="BBBBBB" w:sz="4"/>
               <w:left w:val="single" w:color="BBBBBB" w:sz="4"/>
@@ -285,7 +284,7 @@
         </w:tc>
         <w:tc>
           <w:tcPr>
-            <w:tcW w:type="dxa" w:w="1170"/>
+            <w:tcW w:type="dxa" w:w="1337"/>
             <w:tcBorders>
               <w:top w:val="single" w:color="BBBBBB" w:sz="4"/>
               <w:left w:val="single" w:color="BBBBBB" w:sz="4"/>
@@ -316,16 +315,17 @@
             </w:r>
           </w:p>
         </w:tc>
+      </w:tr>
+      <w:tr>
         <w:tc>
           <w:tcPr>
-            <w:tcW w:type="dxa" w:w="1170"/>
+            <w:tcW w:type="dxa" w:w="1337"/>
             <w:tcBorders>
               <w:top w:val="single" w:color="BBBBBB" w:sz="4"/>
               <w:left w:val="single" w:color="BBBBBB" w:sz="4"/>
               <w:bottom w:val="single" w:color="BBBBBB" w:sz="4"/>
               <w:right w:val="single" w:color="BBBBBB" w:sz="4"/>
             </w:tcBorders>
-            <w:shd w:fill="D9EEF1" w:val="clear"/>
             <w:tcMar>
               <w:top w:type="dxa" w:w="60"/>
               <w:left w:type="dxa" w:w="80"/>
@@ -345,15 +345,77 @@
                 <w:sz w:val="21"/>
                 <w:szCs w:val="21"/>
               </w:rPr>
-              <w:t xml:space="preserve">Q8</w:t>
+              <w:t xml:space="preserve">B</w:t>
             </w:r>
           </w:p>
         </w:tc>
-      </w:tr>
-      <w:tr>
         <w:tc>
           <w:tcPr>
-            <w:tcW w:type="dxa" w:w="1170"/>
+            <w:tcW w:type="dxa" w:w="1337"/>
+            <w:tcBorders>
+              <w:top w:val="single" w:color="BBBBBB" w:sz="4"/>
+              <w:left w:val="single" w:color="BBBBBB" w:sz="4"/>
+              <w:bottom w:val="single" w:color="BBBBBB" w:sz="4"/>
+              <w:right w:val="single" w:color="BBBBBB" w:sz="4"/>
+            </w:tcBorders>
+            <w:tcMar>
+              <w:top w:type="dxa" w:w="60"/>
+              <w:left w:type="dxa" w:w="80"/>
+              <w:bottom w:type="dxa" w:w="60"/>
+              <w:right w:type="dxa" w:w="80"/>
+            </w:tcMar>
+          </w:tcPr>
+          <w:p>
+            <w:pPr>
+              <w:jc w:val="center"/>
+            </w:pPr>
+            <w:r>
+              <w:rPr>
+                <w:rFonts w:ascii="Arial" w:cs="Arial" w:eastAsia="Arial" w:hAnsi="Arial"/>
+                <w:b/>
+                <w:bCs/>
+                <w:sz w:val="21"/>
+                <w:szCs w:val="21"/>
+              </w:rPr>
+              <w:t xml:space="preserve">A</w:t>
+            </w:r>
+          </w:p>
+        </w:tc>
+        <w:tc>
+          <w:tcPr>
+            <w:tcW w:type="dxa" w:w="1337"/>
+            <w:tcBorders>
+              <w:top w:val="single" w:color="BBBBBB" w:sz="4"/>
+              <w:left w:val="single" w:color="BBBBBB" w:sz="4"/>
+              <w:bottom w:val="single" w:color="BBBBBB" w:sz="4"/>
+              <w:right w:val="single" w:color="BBBBBB" w:sz="4"/>
+            </w:tcBorders>
+            <w:tcMar>
+              <w:top w:type="dxa" w:w="60"/>
+              <w:left w:type="dxa" w:w="80"/>
+              <w:bottom w:type="dxa" w:w="60"/>
+              <w:right w:type="dxa" w:w="80"/>
+            </w:tcMar>
+          </w:tcPr>
+          <w:p>
+            <w:pPr>
+              <w:jc w:val="center"/>
+            </w:pPr>
+            <w:r>
+              <w:rPr>
+                <w:rFonts w:ascii="Arial" w:cs="Arial" w:eastAsia="Arial" w:hAnsi="Arial"/>
+                <w:b/>
+                <w:bCs/>
+                <w:sz w:val="21"/>
+                <w:szCs w:val="21"/>
+              </w:rPr>
+              <w:t xml:space="preserve">A</w:t>
+            </w:r>
+          </w:p>
+        </w:tc>
+        <w:tc>
+          <w:tcPr>
+            <w:tcW w:type="dxa" w:w="1337"/>
             <w:tcBorders>
               <w:top w:val="single" w:color="BBBBBB" w:sz="4"/>
               <w:left w:val="single" w:color="BBBBBB" w:sz="4"/>
@@ -385,39 +447,7 @@
         </w:tc>
         <w:tc>
           <w:tcPr>
-            <w:tcW w:type="dxa" w:w="1170"/>
-            <w:tcBorders>
-              <w:top w:val="single" w:color="BBBBBB" w:sz="4"/>
-              <w:left w:val="single" w:color="BBBBBB" w:sz="4"/>
-              <w:bottom w:val="single" w:color="BBBBBB" w:sz="4"/>
-              <w:right w:val="single" w:color="BBBBBB" w:sz="4"/>
-            </w:tcBorders>
-            <w:tcMar>
-              <w:top w:type="dxa" w:w="60"/>
-              <w:left w:type="dxa" w:w="80"/>
-              <w:bottom w:type="dxa" w:w="60"/>
-              <w:right w:type="dxa" w:w="80"/>
-            </w:tcMar>
-          </w:tcPr>
-          <w:p>
-            <w:pPr>
-              <w:jc w:val="center"/>
-            </w:pPr>
-            <w:r>
-              <w:rPr>
-                <w:rFonts w:ascii="Arial" w:cs="Arial" w:eastAsia="Arial" w:hAnsi="Arial"/>
-                <w:b/>
-                <w:bCs/>
-                <w:sz w:val="21"/>
-                <w:szCs w:val="21"/>
-              </w:rPr>
-              <w:t xml:space="preserve">B</w:t>
-            </w:r>
-          </w:p>
-        </w:tc>
-        <w:tc>
-          <w:tcPr>
-            <w:tcW w:type="dxa" w:w="1170"/>
+            <w:tcW w:type="dxa" w:w="1337"/>
             <w:tcBorders>
               <w:top w:val="single" w:color="BBBBBB" w:sz="4"/>
               <w:left w:val="single" w:color="BBBBBB" w:sz="4"/>
@@ -449,7 +479,7 @@
         </w:tc>
         <w:tc>
           <w:tcPr>
-            <w:tcW w:type="dxa" w:w="1170"/>
+            <w:tcW w:type="dxa" w:w="1337"/>
             <w:tcBorders>
               <w:top w:val="single" w:color="BBBBBB" w:sz="4"/>
               <w:left w:val="single" w:color="BBBBBB" w:sz="4"/>
@@ -481,7 +511,7 @@
         </w:tc>
         <w:tc>
           <w:tcPr>
-            <w:tcW w:type="dxa" w:w="1170"/>
+            <w:tcW w:type="dxa" w:w="1337"/>
             <w:tcBorders>
               <w:top w:val="single" w:color="BBBBBB" w:sz="4"/>
               <w:left w:val="single" w:color="BBBBBB" w:sz="4"/>
@@ -507,103 +537,7 @@
                 <w:sz w:val="21"/>
                 <w:szCs w:val="21"/>
               </w:rPr>
-              <w:t xml:space="preserve">A</w:t>
-            </w:r>
-          </w:p>
-        </w:tc>
-        <w:tc>
-          <w:tcPr>
-            <w:tcW w:type="dxa" w:w="1170"/>
-            <w:tcBorders>
-              <w:top w:val="single" w:color="BBBBBB" w:sz="4"/>
-              <w:left w:val="single" w:color="BBBBBB" w:sz="4"/>
-              <w:bottom w:val="single" w:color="BBBBBB" w:sz="4"/>
-              <w:right w:val="single" w:color="BBBBBB" w:sz="4"/>
-            </w:tcBorders>
-            <w:tcMar>
-              <w:top w:type="dxa" w:w="60"/>
-              <w:left w:type="dxa" w:w="80"/>
-              <w:bottom w:type="dxa" w:w="60"/>
-              <w:right w:type="dxa" w:w="80"/>
-            </w:tcMar>
-          </w:tcPr>
-          <w:p>
-            <w:pPr>
-              <w:jc w:val="center"/>
-            </w:pPr>
-            <w:r>
-              <w:rPr>
-                <w:rFonts w:ascii="Arial" w:cs="Arial" w:eastAsia="Arial" w:hAnsi="Arial"/>
-                <w:b/>
-                <w:bCs/>
-                <w:sz w:val="21"/>
-                <w:szCs w:val="21"/>
-              </w:rPr>
-              <w:t xml:space="preserve">C</w:t>
-            </w:r>
-          </w:p>
-        </w:tc>
-        <w:tc>
-          <w:tcPr>
-            <w:tcW w:type="dxa" w:w="1170"/>
-            <w:tcBorders>
-              <w:top w:val="single" w:color="BBBBBB" w:sz="4"/>
-              <w:left w:val="single" w:color="BBBBBB" w:sz="4"/>
-              <w:bottom w:val="single" w:color="BBBBBB" w:sz="4"/>
-              <w:right w:val="single" w:color="BBBBBB" w:sz="4"/>
-            </w:tcBorders>
-            <w:tcMar>
-              <w:top w:type="dxa" w:w="60"/>
-              <w:left w:type="dxa" w:w="80"/>
-              <w:bottom w:type="dxa" w:w="60"/>
-              <w:right w:type="dxa" w:w="80"/>
-            </w:tcMar>
-          </w:tcPr>
-          <w:p>
-            <w:pPr>
-              <w:jc w:val="center"/>
-            </w:pPr>
-            <w:r>
-              <w:rPr>
-                <w:rFonts w:ascii="Arial" w:cs="Arial" w:eastAsia="Arial" w:hAnsi="Arial"/>
-                <w:b/>
-                <w:bCs/>
-                <w:sz w:val="21"/>
-                <w:szCs w:val="21"/>
-              </w:rPr>
-              <w:t xml:space="preserve">B</w:t>
-            </w:r>
-          </w:p>
-        </w:tc>
-        <w:tc>
-          <w:tcPr>
-            <w:tcW w:type="dxa" w:w="1170"/>
-            <w:tcBorders>
-              <w:top w:val="single" w:color="BBBBBB" w:sz="4"/>
-              <w:left w:val="single" w:color="BBBBBB" w:sz="4"/>
-              <w:bottom w:val="single" w:color="BBBBBB" w:sz="4"/>
-              <w:right w:val="single" w:color="BBBBBB" w:sz="4"/>
-            </w:tcBorders>
-            <w:tcMar>
-              <w:top w:type="dxa" w:w="60"/>
-              <w:left w:type="dxa" w:w="80"/>
-              <w:bottom w:type="dxa" w:w="60"/>
-              <w:right w:type="dxa" w:w="80"/>
-            </w:tcMar>
-          </w:tcPr>
-          <w:p>
-            <w:pPr>
-              <w:jc w:val="center"/>
-            </w:pPr>
-            <w:r>
-              <w:rPr>
-                <w:rFonts w:ascii="Arial" w:cs="Arial" w:eastAsia="Arial" w:hAnsi="Arial"/>
-                <w:b/>
-                <w:bCs/>
-                <w:sz w:val="21"/>
-                <w:szCs w:val="21"/>
-              </w:rPr>
-              <w:t xml:space="preserve">B</w:t>
+              <w:t xml:space="preserve">D</w:t>
             </w:r>
           </w:p>
         </w:tc>
@@ -634,7 +568,7 @@
           <w:sz w:val="16"/>
           <w:szCs w:val="16"/>
         </w:rPr>
-        <w:t xml:space="preserve">USE AFTER: PREDICT PHASE — Silent Force-Diagramming of the collapsed jerrycan</w:t>
+        <w:t xml:space="preserve">USE AFTER: PREDICT PHASE — Predict: brick placed on the large, medium and small face on the tray of flour</w:t>
       </w:r>
     </w:p>
     <w:p>
@@ -650,37 +584,22 @@
           <w:sz w:val="21"/>
           <w:szCs w:val="21"/>
         </w:rPr>
-        <w:t xml:space="preserve">Q1. A sealed empty plastic jerrycan has had some air removed from inside and it is crumpling inwards. Which statement best describes how the air OUTSIDE is acting on it?</w:t>
-      </w:r>
-    </w:p>
-    <w:p>
-      <w:pPr>
-        <w:keepNext/>
-        <w:spacing w:after="20"/>
-        <w:ind w:left="360"/>
-      </w:pPr>
-      <w:r>
-        <w:rPr>
-          <w:rFonts w:ascii="Arial" w:cs="Arial" w:eastAsia="Arial" w:hAnsi="Arial"/>
-          <w:sz w:val="21"/>
-          <w:szCs w:val="21"/>
-        </w:rPr>
-        <w:t xml:space="preserve">A.  It pushes only on the sides, because the top and bottom are flat</w:t>
-      </w:r>
-    </w:p>
-    <w:p>
-      <w:pPr>
-        <w:keepNext/>
-        <w:spacing w:after="20"/>
-        <w:ind w:left="360"/>
-      </w:pPr>
-      <w:r>
-        <w:rPr>
-          <w:rFonts w:ascii="Arial" w:cs="Arial" w:eastAsia="Arial" w:hAnsi="Arial"/>
-          <w:sz w:val="21"/>
-          <w:szCs w:val="21"/>
-        </w:rPr>
-        <w:t xml:space="preserve">B.  It pushes only downwards on the top of the jerrycan</w:t>
+        <w:t xml:space="preserve">Q1. A 2 kg brick (weight 20 N) is placed gently on flour, first on its large face and then on its small face. Which statement about the force the brick presses on the flour with is correct?</w:t>
+      </w:r>
+    </w:p>
+    <w:p>
+      <w:pPr>
+        <w:keepNext/>
+        <w:spacing w:after="20"/>
+        <w:ind w:left="360"/>
+      </w:pPr>
+      <w:r>
+        <w:rPr>
+          <w:rFonts w:ascii="Arial" w:cs="Arial" w:eastAsia="Arial" w:hAnsi="Arial"/>
+          <w:sz w:val="21"/>
+          <w:szCs w:val="21"/>
+        </w:rPr>
+        <w:t xml:space="preserve">A.  The force is greater on the small face because it is narrower.</w:t>
       </w:r>
     </w:p>
     <w:p>
@@ -698,22 +617,37 @@
           <w:sz w:val="21"/>
           <w:szCs w:val="21"/>
         </w:rPr>
-        <w:t xml:space="preserve">C.  It pushes inwards on every face: top, bottom and all four sides</w:t>
-      </w:r>
-    </w:p>
-    <w:p>
-      <w:pPr>
-        <w:keepNext/>
-        <w:spacing w:after="20"/>
-        <w:ind w:left="360"/>
-      </w:pPr>
-      <w:r>
-        <w:rPr>
-          <w:rFonts w:ascii="Arial" w:cs="Arial" w:eastAsia="Arial" w:hAnsi="Arial"/>
-          <w:sz w:val="21"/>
-          <w:szCs w:val="21"/>
-        </w:rPr>
-        <w:t xml:space="preserve">D.  It does not push at all; the plastic simply becomes weak</w:t>
+        <w:t xml:space="preserve">B.  The force is 20 N on both faces because the weight does not change.</w:t>
+      </w:r>
+    </w:p>
+    <w:p>
+      <w:pPr>
+        <w:keepNext/>
+        <w:spacing w:after="20"/>
+        <w:ind w:left="360"/>
+      </w:pPr>
+      <w:r>
+        <w:rPr>
+          <w:rFonts w:ascii="Arial" w:cs="Arial" w:eastAsia="Arial" w:hAnsi="Arial"/>
+          <w:sz w:val="21"/>
+          <w:szCs w:val="21"/>
+        </w:rPr>
+        <w:t xml:space="preserve">C.  The force is greater on the large face because it is bigger.</w:t>
+      </w:r>
+    </w:p>
+    <w:p>
+      <w:pPr>
+        <w:keepNext/>
+        <w:spacing w:after="20"/>
+        <w:ind w:left="360"/>
+      </w:pPr>
+      <w:r>
+        <w:rPr>
+          <w:rFonts w:ascii="Arial" w:cs="Arial" w:eastAsia="Arial" w:hAnsi="Arial"/>
+          <w:sz w:val="21"/>
+          <w:szCs w:val="21"/>
+        </w:rPr>
+        <w:t xml:space="preserve">D.  The force on the small face is zero because the brick is balanced.</w:t>
       </w:r>
     </w:p>
     <w:p>
@@ -729,7 +663,7 @@
           <w:sz w:val="21"/>
           <w:szCs w:val="21"/>
         </w:rPr>
-        <w:t xml:space="preserve">Correct answer: C. </w:t>
+        <w:t xml:space="preserve">Correct answer: B. </w:t>
       </w:r>
       <w:r>
         <w:rPr>
@@ -738,7 +672,7 @@
           <w:sz w:val="19"/>
           <w:szCs w:val="19"/>
         </w:rPr>
-        <w:t xml:space="preserve">Atmospheric pressure acts on every exposed face of an object, so the outside air pushes inwards on all six faces. Students who draw arrows only on the top hold the 'downward only' misconception.</w:t>
+        <w:t xml:space="preserve">The force is the brick's weight, W = mg = 2 x 10 = 20 N, however the brick is placed. Only the contact area changes.</w:t>
       </w:r>
     </w:p>
     <w:p>
@@ -753,7 +687,7 @@
           <w:sz w:val="16"/>
           <w:szCs w:val="16"/>
         </w:rPr>
-        <w:t xml:space="preserve">USE AFTER: OBSERVE PHASE — Part A: Pencil vs. Book Demonstration</w:t>
+        <w:t xml:space="preserve">USE AFTER: OBSERVE PHASE — Observe: converting each face area from cm2 to m2 in the data table</w:t>
       </w:r>
     </w:p>
     <w:p>
@@ -769,22 +703,7 @@
           <w:sz w:val="21"/>
           <w:szCs w:val="21"/>
         </w:rPr>
-        <w:t xml:space="preserve">Q2. A teacher presses a flat textbook onto her palm, then presses a sharp pencil tip onto her palm with about the same force. The pencil feels much more painful. What is the best explanation?</w:t>
-      </w:r>
-    </w:p>
-    <w:p>
-      <w:pPr>
-        <w:keepNext/>
-        <w:spacing w:after="20"/>
-        <w:ind w:left="360"/>
-      </w:pPr>
-      <w:r>
-        <w:rPr>
-          <w:rFonts w:ascii="Arial" w:cs="Arial" w:eastAsia="Arial" w:hAnsi="Arial"/>
-          <w:sz w:val="21"/>
-          <w:szCs w:val="21"/>
-        </w:rPr>
-        <w:t xml:space="preserve">A.  The book has a smaller area, so it spreads the force less</w:t>
+        <w:t xml:space="preserve">Q2. The large face of a brick measures 20 cm by 10 cm, so its area is 200 cm2. Given that 1 m2 = 10,000 cm2, what is this area in m2?</w:t>
       </w:r>
     </w:p>
     <w:p>
@@ -802,37 +721,52 @@
           <w:sz w:val="21"/>
           <w:szCs w:val="21"/>
         </w:rPr>
-        <w:t xml:space="preserve">B.  The force is about the same, but the pencil tip has a much smaller contact area, so the pressure is greater</w:t>
-      </w:r>
-    </w:p>
-    <w:p>
-      <w:pPr>
-        <w:keepNext/>
-        <w:spacing w:after="20"/>
-        <w:ind w:left="360"/>
-      </w:pPr>
-      <w:r>
-        <w:rPr>
-          <w:rFonts w:ascii="Arial" w:cs="Arial" w:eastAsia="Arial" w:hAnsi="Arial"/>
-          <w:sz w:val="21"/>
-          <w:szCs w:val="21"/>
-        </w:rPr>
-        <w:t xml:space="preserve">C.  The pencil is heavier than the book</w:t>
-      </w:r>
-    </w:p>
-    <w:p>
-      <w:pPr>
-        <w:keepNext/>
-        <w:spacing w:after="20"/>
-        <w:ind w:left="360"/>
-      </w:pPr>
-      <w:r>
-        <w:rPr>
-          <w:rFonts w:ascii="Arial" w:cs="Arial" w:eastAsia="Arial" w:hAnsi="Arial"/>
-          <w:sz w:val="21"/>
-          <w:szCs w:val="21"/>
-        </w:rPr>
-        <w:t xml:space="preserve">D.  The pencil tip pushes with a much bigger force than the book</w:t>
+        <w:t xml:space="preserve">A.  0.02 m2</w:t>
+      </w:r>
+    </w:p>
+    <w:p>
+      <w:pPr>
+        <w:keepNext/>
+        <w:spacing w:after="20"/>
+        <w:ind w:left="360"/>
+      </w:pPr>
+      <w:r>
+        <w:rPr>
+          <w:rFonts w:ascii="Arial" w:cs="Arial" w:eastAsia="Arial" w:hAnsi="Arial"/>
+          <w:sz w:val="21"/>
+          <w:szCs w:val="21"/>
+        </w:rPr>
+        <w:t xml:space="preserve">B.  0.002 m2</w:t>
+      </w:r>
+    </w:p>
+    <w:p>
+      <w:pPr>
+        <w:keepNext/>
+        <w:spacing w:after="20"/>
+        <w:ind w:left="360"/>
+      </w:pPr>
+      <w:r>
+        <w:rPr>
+          <w:rFonts w:ascii="Arial" w:cs="Arial" w:eastAsia="Arial" w:hAnsi="Arial"/>
+          <w:sz w:val="21"/>
+          <w:szCs w:val="21"/>
+        </w:rPr>
+        <w:t xml:space="preserve">C.  0.2 m2</w:t>
+      </w:r>
+    </w:p>
+    <w:p>
+      <w:pPr>
+        <w:keepNext/>
+        <w:spacing w:after="20"/>
+        <w:ind w:left="360"/>
+      </w:pPr>
+      <w:r>
+        <w:rPr>
+          <w:rFonts w:ascii="Arial" w:cs="Arial" w:eastAsia="Arial" w:hAnsi="Arial"/>
+          <w:sz w:val="21"/>
+          <w:szCs w:val="21"/>
+        </w:rPr>
+        <w:t xml:space="preserve">D.  2 m2</w:t>
       </w:r>
     </w:p>
     <w:p>
@@ -848,7 +782,7 @@
           <w:sz w:val="21"/>
           <w:szCs w:val="21"/>
         </w:rPr>
-        <w:t xml:space="preserve">Correct answer: B. </w:t>
+        <w:t xml:space="preserve">Correct answer: A. </w:t>
       </w:r>
       <w:r>
         <w:rPr>
@@ -857,7 +791,7 @@
           <w:sz w:val="19"/>
           <w:szCs w:val="19"/>
         </w:rPr>
-        <w:t xml:space="preserve">Pressure is force divided by area (P = F/A). With the same force, a smaller contact area gives a larger pressure.</w:t>
+        <w:t xml:space="preserve">Divide by 10,000 to change cm2 to m2: 200 / 10,000 = 0.02 m2.</w:t>
       </w:r>
     </w:p>
     <w:p>
@@ -872,7 +806,7 @@
           <w:sz w:val="16"/>
           <w:szCs w:val="16"/>
         </w:rPr>
-        <w:t xml:space="preserve">USE AFTER: OBSERVE PHASE — Part B: Shoe Pressure Investigation</w:t>
+        <w:t xml:space="preserve">USE AFTER: OBSERVE PHASE — Observe: calculating P = F/A for each face of the brick</w:t>
       </w:r>
     </w:p>
     <w:p>
@@ -888,37 +822,7 @@
           <w:sz w:val="21"/>
           <w:szCs w:val="21"/>
         </w:rPr>
-        <w:t xml:space="preserve">Q3. A student has a mass of 50 kg (g = 10 N/kg). She stands on one shoe whose sole has a contact area of 200 cm². Taking her weight as shared equally between both feet, what pressure does one shoe exert on the floor? (1 m² = 10,000 cm²)</w:t>
-      </w:r>
-    </w:p>
-    <w:p>
-      <w:pPr>
-        <w:keepNext/>
-        <w:spacing w:after="20"/>
-        <w:ind w:left="360"/>
-      </w:pPr>
-      <w:r>
-        <w:rPr>
-          <w:rFonts w:ascii="Arial" w:cs="Arial" w:eastAsia="Arial" w:hAnsi="Arial"/>
-          <w:sz w:val="21"/>
-          <w:szCs w:val="21"/>
-        </w:rPr>
-        <w:t xml:space="preserve">A.  1.25 Pa</w:t>
-      </w:r>
-    </w:p>
-    <w:p>
-      <w:pPr>
-        <w:keepNext/>
-        <w:spacing w:after="20"/>
-        <w:ind w:left="360"/>
-      </w:pPr>
-      <w:r>
-        <w:rPr>
-          <w:rFonts w:ascii="Arial" w:cs="Arial" w:eastAsia="Arial" w:hAnsi="Arial"/>
-          <w:sz w:val="21"/>
-          <w:szCs w:val="21"/>
-        </w:rPr>
-        <w:t xml:space="preserve">B.  25,000 Pa</w:t>
+        <w:t xml:space="preserve">Q3. A 2 kg brick (g = 10 N/kg) rests on its small face, which has an area of 0.005 m2. What pressure does it exert on the flour?</w:t>
       </w:r>
     </w:p>
     <w:p>
@@ -936,22 +840,52 @@
           <w:sz w:val="21"/>
           <w:szCs w:val="21"/>
         </w:rPr>
-        <w:t xml:space="preserve">C.  12,500 Pa</w:t>
-      </w:r>
-    </w:p>
-    <w:p>
-      <w:pPr>
-        <w:keepNext/>
-        <w:spacing w:after="20"/>
-        <w:ind w:left="360"/>
-      </w:pPr>
-      <w:r>
-        <w:rPr>
-          <w:rFonts w:ascii="Arial" w:cs="Arial" w:eastAsia="Arial" w:hAnsi="Arial"/>
-          <w:sz w:val="21"/>
-          <w:szCs w:val="21"/>
-        </w:rPr>
-        <w:t xml:space="preserve">D.  125,000 Pa</w:t>
+        <w:t xml:space="preserve">A.  4,000 Pa</w:t>
+      </w:r>
+    </w:p>
+    <w:p>
+      <w:pPr>
+        <w:keepNext/>
+        <w:spacing w:after="20"/>
+        <w:ind w:left="360"/>
+      </w:pPr>
+      <w:r>
+        <w:rPr>
+          <w:rFonts w:ascii="Arial" w:cs="Arial" w:eastAsia="Arial" w:hAnsi="Arial"/>
+          <w:sz w:val="21"/>
+          <w:szCs w:val="21"/>
+        </w:rPr>
+        <w:t xml:space="preserve">B.  1,000 Pa</w:t>
+      </w:r>
+    </w:p>
+    <w:p>
+      <w:pPr>
+        <w:keepNext/>
+        <w:spacing w:after="20"/>
+        <w:ind w:left="360"/>
+      </w:pPr>
+      <w:r>
+        <w:rPr>
+          <w:rFonts w:ascii="Arial" w:cs="Arial" w:eastAsia="Arial" w:hAnsi="Arial"/>
+          <w:sz w:val="21"/>
+          <w:szCs w:val="21"/>
+        </w:rPr>
+        <w:t xml:space="preserve">C.  0.1 Pa</w:t>
+      </w:r>
+    </w:p>
+    <w:p>
+      <w:pPr>
+        <w:keepNext/>
+        <w:spacing w:after="20"/>
+        <w:ind w:left="360"/>
+      </w:pPr>
+      <w:r>
+        <w:rPr>
+          <w:rFonts w:ascii="Arial" w:cs="Arial" w:eastAsia="Arial" w:hAnsi="Arial"/>
+          <w:sz w:val="21"/>
+          <w:szCs w:val="21"/>
+        </w:rPr>
+        <w:t xml:space="preserve">D.  0.00025 Pa</w:t>
       </w:r>
     </w:p>
     <w:p>
@@ -967,7 +901,7 @@
           <w:sz w:val="21"/>
           <w:szCs w:val="21"/>
         </w:rPr>
-        <w:t xml:space="preserve">Correct answer: C. </w:t>
+        <w:t xml:space="preserve">Correct answer: A. </w:t>
       </w:r>
       <w:r>
         <w:rPr>
@@ -976,7 +910,7 @@
           <w:sz w:val="19"/>
           <w:szCs w:val="19"/>
         </w:rPr>
-        <w:t xml:space="preserve">Weight = 50 × 10 = 500 N, so one foot carries 250 N. Area = 200 ÷ 10,000 = 0.02 m². P = 250 ÷ 0.02 = 12,500 Pa.</w:t>
+        <w:t xml:space="preserve">F = mg = 2 x 10 = 20 N. P = F/A = 20 / 0.005 = 4,000 Pa.</w:t>
       </w:r>
     </w:p>
     <w:p>
@@ -991,7 +925,7 @@
           <w:sz w:val="16"/>
           <w:szCs w:val="16"/>
         </w:rPr>
-        <w:t xml:space="preserve">USE AFTER: EXPLAIN PHASE — Formal definition and note frame (P = F/A, unit Pascal)</w:t>
+        <w:t xml:space="preserve">USE AFTER: EXPLAIN PHASE — Explain: claim-evidence-reasoning statement on why the small face sinks deepest</w:t>
       </w:r>
     </w:p>
     <w:p>
@@ -1007,52 +941,37 @@
           <w:sz w:val="21"/>
           <w:szCs w:val="21"/>
         </w:rPr>
-        <w:t xml:space="preserve">Q4. Which choice correctly gives the definition of pressure and its SI unit?</w:t>
-      </w:r>
-    </w:p>
-    <w:p>
-      <w:pPr>
-        <w:keepNext/>
-        <w:spacing w:after="20"/>
-        <w:ind w:left="360"/>
-      </w:pPr>
-      <w:r>
-        <w:rPr>
-          <w:rFonts w:ascii="Arial" w:cs="Arial" w:eastAsia="Arial" w:hAnsi="Arial"/>
-          <w:sz w:val="21"/>
-          <w:szCs w:val="21"/>
-        </w:rPr>
-        <w:t xml:space="preserve">A.  Pressure = area ÷ force; unit is the Newton (N)</w:t>
-      </w:r>
-    </w:p>
-    <w:p>
-      <w:pPr>
-        <w:keepNext/>
-        <w:spacing w:after="20"/>
-        <w:ind w:left="360"/>
-      </w:pPr>
-      <w:r>
-        <w:rPr>
-          <w:rFonts w:ascii="Arial" w:cs="Arial" w:eastAsia="Arial" w:hAnsi="Arial"/>
-          <w:sz w:val="21"/>
-          <w:szCs w:val="21"/>
-        </w:rPr>
-        <w:t xml:space="preserve">B.  Pressure = mass ÷ area; unit is the kilogram (kg)</w:t>
-      </w:r>
-    </w:p>
-    <w:p>
-      <w:pPr>
-        <w:keepNext/>
-        <w:spacing w:after="20"/>
-        <w:ind w:left="360"/>
-      </w:pPr>
-      <w:r>
-        <w:rPr>
-          <w:rFonts w:ascii="Arial" w:cs="Arial" w:eastAsia="Arial" w:hAnsi="Arial"/>
-          <w:sz w:val="21"/>
-          <w:szCs w:val="21"/>
-        </w:rPr>
-        <w:t xml:space="preserve">C.  Pressure = force × area; unit is the square metre (m²)</w:t>
+        <w:t xml:space="preserve">Q4. The same brick of weight 20 N makes the deepest dent in flour when it rests on its small face. What is the best explanation?</w:t>
+      </w:r>
+    </w:p>
+    <w:p>
+      <w:pPr>
+        <w:keepNext/>
+        <w:spacing w:after="20"/>
+        <w:ind w:left="360"/>
+      </w:pPr>
+      <w:r>
+        <w:rPr>
+          <w:rFonts w:ascii="Arial" w:cs="Arial" w:eastAsia="Arial" w:hAnsi="Arial"/>
+          <w:sz w:val="21"/>
+          <w:szCs w:val="21"/>
+        </w:rPr>
+        <w:t xml:space="preserve">A.  The small face makes the brick heavier.</w:t>
+      </w:r>
+    </w:p>
+    <w:p>
+      <w:pPr>
+        <w:keepNext/>
+        <w:spacing w:after="20"/>
+        <w:ind w:left="360"/>
+      </w:pPr>
+      <w:r>
+        <w:rPr>
+          <w:rFonts w:ascii="Arial" w:cs="Arial" w:eastAsia="Arial" w:hAnsi="Arial"/>
+          <w:sz w:val="21"/>
+          <w:szCs w:val="21"/>
+        </w:rPr>
+        <w:t xml:space="preserve">B.  The small face pushes with a bigger force than the large face.</w:t>
       </w:r>
     </w:p>
     <w:p>
@@ -1070,7 +989,22 @@
           <w:sz w:val="21"/>
           <w:szCs w:val="21"/>
         </w:rPr>
-        <w:t xml:space="preserve">D.  Pressure = force ÷ area; unit is the Pascal (Pa), which is N/m²</w:t>
+        <w:t xml:space="preserve">C.  The same 20 N is spread over a smaller area, so the pressure is greater.</w:t>
+      </w:r>
+    </w:p>
+    <w:p>
+      <w:pPr>
+        <w:keepNext/>
+        <w:spacing w:after="20"/>
+        <w:ind w:left="360"/>
+      </w:pPr>
+      <w:r>
+        <w:rPr>
+          <w:rFonts w:ascii="Arial" w:cs="Arial" w:eastAsia="Arial" w:hAnsi="Arial"/>
+          <w:sz w:val="21"/>
+          <w:szCs w:val="21"/>
+        </w:rPr>
+        <w:t xml:space="preserve">D.  Force and pressure are the same thing, so the dent depends only on the force.</w:t>
       </w:r>
     </w:p>
     <w:p>
@@ -1086,7 +1020,7 @@
           <w:sz w:val="21"/>
           <w:szCs w:val="21"/>
         </w:rPr>
-        <w:t xml:space="preserve">Correct answer: D. </w:t>
+        <w:t xml:space="preserve">Correct answer: C. </w:t>
       </w:r>
       <w:r>
         <w:rPr>
@@ -1095,7 +1029,7 @@
           <w:sz w:val="19"/>
           <w:szCs w:val="19"/>
         </w:rPr>
-        <w:t xml:space="preserve">Pressure is force per unit area, P = F/A, measured in Pascals where 1 Pa = 1 N/m². Inverting the formula or using mass instead of force are common errors.</w:t>
+        <w:t xml:space="preserve">The weight is 20 N on every face, but a smaller area gives a larger force per unit area, so the pressure is greater and the dent is deeper.</w:t>
       </w:r>
     </w:p>
     <w:p>
@@ -1110,7 +1044,7 @@
           <w:sz w:val="16"/>
           <w:szCs w:val="16"/>
         </w:rPr>
-        <w:t xml:space="preserve">USE AFTER: EXPLAIN PHASE — Extension Problem 1: maize bag on a wooden pallet</w:t>
+        <w:t xml:space="preserve">USE AFTER: EXPLAIN PHASE — Explain: quick calculation check (30 N on 0.5 m2)</w:t>
       </w:r>
     </w:p>
     <w:p>
@@ -1126,7 +1060,37 @@
           <w:sz w:val="21"/>
           <w:szCs w:val="21"/>
         </w:rPr>
-        <w:t xml:space="preserve">Q5. A maize bag of mass 90 kg (g = 10 N/kg) is placed on a wooden pallet in a warehouse in Eldoret. The pallet has 4 legs, each with a base area of 25 cm². The weight is shared equally by the legs. What pressure does each leg exert on the floor? (1 m² = 10,000 cm²)</w:t>
+        <w:t xml:space="preserve">Q5. A force of 30 N acts at right angles on a surface of area 0.5 m2. What is the pressure on the surface?</w:t>
+      </w:r>
+    </w:p>
+    <w:p>
+      <w:pPr>
+        <w:keepNext/>
+        <w:spacing w:after="20"/>
+        <w:ind w:left="360"/>
+      </w:pPr>
+      <w:r>
+        <w:rPr>
+          <w:rFonts w:ascii="Arial" w:cs="Arial" w:eastAsia="Arial" w:hAnsi="Arial"/>
+          <w:sz w:val="21"/>
+          <w:szCs w:val="21"/>
+        </w:rPr>
+        <w:t xml:space="preserve">A.  0.017 Pa</w:t>
+      </w:r>
+    </w:p>
+    <w:p>
+      <w:pPr>
+        <w:keepNext/>
+        <w:spacing w:after="20"/>
+        <w:ind w:left="360"/>
+      </w:pPr>
+      <w:r>
+        <w:rPr>
+          <w:rFonts w:ascii="Arial" w:cs="Arial" w:eastAsia="Arial" w:hAnsi="Arial"/>
+          <w:sz w:val="21"/>
+          <w:szCs w:val="21"/>
+        </w:rPr>
+        <w:t xml:space="preserve">B.  30 Pa</w:t>
       </w:r>
     </w:p>
     <w:p>
@@ -1144,52 +1108,22 @@
           <w:sz w:val="21"/>
           <w:szCs w:val="21"/>
         </w:rPr>
-        <w:t xml:space="preserve">A.  90,000 Pa</w:t>
-      </w:r>
-    </w:p>
-    <w:p>
-      <w:pPr>
-        <w:keepNext/>
-        <w:spacing w:after="20"/>
-        <w:ind w:left="360"/>
-      </w:pPr>
-      <w:r>
-        <w:rPr>
-          <w:rFonts w:ascii="Arial" w:cs="Arial" w:eastAsia="Arial" w:hAnsi="Arial"/>
-          <w:sz w:val="21"/>
-          <w:szCs w:val="21"/>
-        </w:rPr>
-        <w:t xml:space="preserve">B.  9,000 Pa</w:t>
-      </w:r>
-    </w:p>
-    <w:p>
-      <w:pPr>
-        <w:keepNext/>
-        <w:spacing w:after="20"/>
-        <w:ind w:left="360"/>
-      </w:pPr>
-      <w:r>
-        <w:rPr>
-          <w:rFonts w:ascii="Arial" w:cs="Arial" w:eastAsia="Arial" w:hAnsi="Arial"/>
-          <w:sz w:val="21"/>
-          <w:szCs w:val="21"/>
-        </w:rPr>
-        <w:t xml:space="preserve">C.  900,000 Pa</w:t>
-      </w:r>
-    </w:p>
-    <w:p>
-      <w:pPr>
-        <w:keepNext/>
-        <w:spacing w:after="20"/>
-        <w:ind w:left="360"/>
-      </w:pPr>
-      <w:r>
-        <w:rPr>
-          <w:rFonts w:ascii="Arial" w:cs="Arial" w:eastAsia="Arial" w:hAnsi="Arial"/>
-          <w:sz w:val="21"/>
-          <w:szCs w:val="21"/>
-        </w:rPr>
-        <w:t xml:space="preserve">D.  360,000 Pa</w:t>
+        <w:t xml:space="preserve">C.  60 Pa</w:t>
+      </w:r>
+    </w:p>
+    <w:p>
+      <w:pPr>
+        <w:keepNext/>
+        <w:spacing w:after="20"/>
+        <w:ind w:left="360"/>
+      </w:pPr>
+      <w:r>
+        <w:rPr>
+          <w:rFonts w:ascii="Arial" w:cs="Arial" w:eastAsia="Arial" w:hAnsi="Arial"/>
+          <w:sz w:val="21"/>
+          <w:szCs w:val="21"/>
+        </w:rPr>
+        <w:t xml:space="preserve">D.  15 Pa</w:t>
       </w:r>
     </w:p>
     <w:p>
@@ -1205,7 +1139,7 @@
           <w:sz w:val="21"/>
           <w:szCs w:val="21"/>
         </w:rPr>
-        <w:t xml:space="preserve">Correct answer: A. </w:t>
+        <w:t xml:space="preserve">Correct answer: C. </w:t>
       </w:r>
       <w:r>
         <w:rPr>
@@ -1214,7 +1148,7 @@
           <w:sz w:val="19"/>
           <w:szCs w:val="19"/>
         </w:rPr>
-        <w:t xml:space="preserve">Weight = 90 × 10 = 900 N; each leg carries 900 ÷ 4 = 225 N. Area = 25 ÷ 10,000 = 0.0025 m². P = 225 ÷ 0.0025 = 90,000 Pa.</w:t>
+        <w:t xml:space="preserve">P = F/A = 30 / 0.5 = 60 Pa.</w:t>
       </w:r>
     </w:p>
     <w:p>
@@ -1229,7 +1163,7 @@
           <w:sz w:val="16"/>
           <w:szCs w:val="16"/>
         </w:rPr>
-        <w:t xml:space="preserve">USE AFTER: EXPLAIN PHASE — Extension Problem 2: rungu and crutch comparison</w:t>
+        <w:t xml:space="preserve">USE AFTER: EXPLAIN PHASE — Explain: writing the definition of pressure as P = F/A with the unit Pa</w:t>
       </w:r>
     </w:p>
     <w:p>
@@ -1245,37 +1179,52 @@
           <w:sz w:val="21"/>
           <w:szCs w:val="21"/>
         </w:rPr>
-        <w:t xml:space="preserve">Q6. A Maasai elder leans on a rungu whose handle tip has an area of 2 cm², with a force of 150 N. A nurse at Kenyatta National Hospital leans on a flat crutch base of area 50 cm² with the same 150 N force. How do the pressures on the floor compare?</w:t>
-      </w:r>
-    </w:p>
-    <w:p>
-      <w:pPr>
-        <w:keepNext/>
-        <w:spacing w:after="20"/>
-        <w:ind w:left="360"/>
-      </w:pPr>
-      <w:r>
-        <w:rPr>
-          <w:rFonts w:ascii="Arial" w:cs="Arial" w:eastAsia="Arial" w:hAnsi="Arial"/>
-          <w:sz w:val="21"/>
-          <w:szCs w:val="21"/>
-        </w:rPr>
-        <w:t xml:space="preserve">A.  The rungu exerts 48 times more pressure than the crutch</w:t>
-      </w:r>
-    </w:p>
-    <w:p>
-      <w:pPr>
-        <w:keepNext/>
-        <w:spacing w:after="20"/>
-        <w:ind w:left="360"/>
-      </w:pPr>
-      <w:r>
-        <w:rPr>
-          <w:rFonts w:ascii="Arial" w:cs="Arial" w:eastAsia="Arial" w:hAnsi="Arial"/>
-          <w:sz w:val="21"/>
-          <w:szCs w:val="21"/>
-        </w:rPr>
-        <w:t xml:space="preserve">B.  The pressures are equal, because both forces are 150 N</w:t>
+        <w:t xml:space="preserve">Q6. Which statement correctly defines pressure and its unit?</w:t>
+      </w:r>
+    </w:p>
+    <w:p>
+      <w:pPr>
+        <w:keepNext/>
+        <w:spacing w:after="20"/>
+        <w:ind w:left="360"/>
+      </w:pPr>
+      <w:r>
+        <w:rPr>
+          <w:rFonts w:ascii="Arial" w:cs="Arial" w:eastAsia="Arial" w:hAnsi="Arial"/>
+          <w:sz w:val="21"/>
+          <w:szCs w:val="21"/>
+        </w:rPr>
+        <w:t xml:space="preserve">A.  Pressure is the force multiplied by the area, measured in pascals.</w:t>
+      </w:r>
+    </w:p>
+    <w:p>
+      <w:pPr>
+        <w:keepNext/>
+        <w:spacing w:after="20"/>
+        <w:ind w:left="360"/>
+      </w:pPr>
+      <w:r>
+        <w:rPr>
+          <w:rFonts w:ascii="Arial" w:cs="Arial" w:eastAsia="Arial" w:hAnsi="Arial"/>
+          <w:sz w:val="21"/>
+          <w:szCs w:val="21"/>
+        </w:rPr>
+        <w:t xml:space="preserve">B.  Pressure is the total force on a surface, measured in newtons.</w:t>
+      </w:r>
+    </w:p>
+    <w:p>
+      <w:pPr>
+        <w:keepNext/>
+        <w:spacing w:after="20"/>
+        <w:ind w:left="360"/>
+      </w:pPr>
+      <w:r>
+        <w:rPr>
+          <w:rFonts w:ascii="Arial" w:cs="Arial" w:eastAsia="Arial" w:hAnsi="Arial"/>
+          <w:sz w:val="21"/>
+          <w:szCs w:val="21"/>
+        </w:rPr>
+        <w:t xml:space="preserve">C.  Pressure is the mass of an object, measured in kilograms.</w:t>
       </w:r>
     </w:p>
     <w:p>
@@ -1293,22 +1242,7 @@
           <w:sz w:val="21"/>
           <w:szCs w:val="21"/>
         </w:rPr>
-        <w:t xml:space="preserve">C.  The rungu exerts 25 times more pressure than the crutch</w:t>
-      </w:r>
-    </w:p>
-    <w:p>
-      <w:pPr>
-        <w:keepNext/>
-        <w:spacing w:after="20"/>
-        <w:ind w:left="360"/>
-      </w:pPr>
-      <w:r>
-        <w:rPr>
-          <w:rFonts w:ascii="Arial" w:cs="Arial" w:eastAsia="Arial" w:hAnsi="Arial"/>
-          <w:sz w:val="21"/>
-          <w:szCs w:val="21"/>
-        </w:rPr>
-        <w:t xml:space="preserve">D.  The crutch exerts 25 times more pressure than the rungu</w:t>
+        <w:t xml:space="preserve">D.  Pressure is the force acting at right angles per unit area, measured in pascals where 1 Pa = 1 N/m2.</w:t>
       </w:r>
     </w:p>
     <w:p>
@@ -1324,7 +1258,7 @@
           <w:sz w:val="21"/>
           <w:szCs w:val="21"/>
         </w:rPr>
-        <w:t xml:space="preserve">Correct answer: C. </w:t>
+        <w:t xml:space="preserve">Correct answer: D. </w:t>
       </w:r>
       <w:r>
         <w:rPr>
@@ -1333,7 +1267,7 @@
           <w:sz w:val="19"/>
           <w:szCs w:val="19"/>
         </w:rPr>
-        <w:t xml:space="preserve">Rungu: 150 ÷ 0.0002 = 750,000 Pa. Crutch: 150 ÷ 0.005 = 30,000 Pa. The ratio is 750,000 ÷ 30,000 = 25, so the crutch is safer for a soft floor.</w:t>
+        <w:t xml:space="preserve">Pressure is force acting normally per unit area, P = F/A, and its unit is the pascal (1 Pa = 1 N/m2). It is not the same as force.</w:t>
       </w:r>
     </w:p>
     <w:p>
@@ -1348,7 +1282,7 @@
           <w:sz w:val="16"/>
           <w:szCs w:val="16"/>
         </w:rPr>
-        <w:t xml:space="preserve">USE AFTER: DQB PHASE — Two-colour DQB cards: 'What do I now THINK is causing the jerrycan to crush?'</w:t>
+        <w:t xml:space="preserve">USE AFTER: MODEL BUILDING PHASE — Model: revising the Lesson 1 knife model with 'same force, small area, P = F/A'</w:t>
       </w:r>
     </w:p>
     <w:p>
@@ -1364,22 +1298,52 @@
           <w:sz w:val="21"/>
           <w:szCs w:val="21"/>
         </w:rPr>
-        <w:t xml:space="preserve">Q7. Which statement best describes atmospheric pressure?</w:t>
-      </w:r>
-    </w:p>
-    <w:p>
-      <w:pPr>
-        <w:keepNext/>
-        <w:spacing w:after="20"/>
-        <w:ind w:left="360"/>
-      </w:pPr>
-      <w:r>
-        <w:rPr>
-          <w:rFonts w:ascii="Arial" w:cs="Arial" w:eastAsia="Arial" w:hAnsi="Arial"/>
-          <w:sz w:val="21"/>
-          <w:szCs w:val="21"/>
-        </w:rPr>
-        <w:t xml:space="preserve">A.  It is a force that acts only downwards on the top of objects</w:t>
+        <w:t xml:space="preserve">Q7. Mama Wanjiru pushes with the same 40 N force on a sharp knife and on a blunt knife. The sharp knife cuts a tomato easily. Using what you learnt from the brick on flour, what is the best explanation?</w:t>
+      </w:r>
+    </w:p>
+    <w:p>
+      <w:pPr>
+        <w:keepNext/>
+        <w:spacing w:after="20"/>
+        <w:ind w:left="360"/>
+      </w:pPr>
+      <w:r>
+        <w:rPr>
+          <w:rFonts w:ascii="Arial" w:cs="Arial" w:eastAsia="Arial" w:hAnsi="Arial"/>
+          <w:sz w:val="21"/>
+          <w:szCs w:val="21"/>
+        </w:rPr>
+        <w:t xml:space="preserve">A.  The pressure is the same for both knives because the force is the same.</w:t>
+      </w:r>
+    </w:p>
+    <w:p>
+      <w:pPr>
+        <w:keepNext/>
+        <w:spacing w:after="20"/>
+        <w:ind w:left="360"/>
+      </w:pPr>
+      <w:r>
+        <w:rPr>
+          <w:rFonts w:ascii="Arial" w:cs="Arial" w:eastAsia="Arial" w:hAnsi="Arial"/>
+          <w:sz w:val="21"/>
+          <w:szCs w:val="21"/>
+        </w:rPr>
+        <w:t xml:space="preserve">B.  The sharp knife has a bigger force on the tomato than the blunt knife.</w:t>
+      </w:r>
+    </w:p>
+    <w:p>
+      <w:pPr>
+        <w:keepNext/>
+        <w:spacing w:after="20"/>
+        <w:ind w:left="360"/>
+      </w:pPr>
+      <w:r>
+        <w:rPr>
+          <w:rFonts w:ascii="Arial" w:cs="Arial" w:eastAsia="Arial" w:hAnsi="Arial"/>
+          <w:sz w:val="21"/>
+          <w:szCs w:val="21"/>
+        </w:rPr>
+        <w:t xml:space="preserve">C.  The sharp knife has a larger contact area, so it cuts better.</w:t>
       </w:r>
     </w:p>
     <w:p>
@@ -1397,37 +1361,7 @@
           <w:sz w:val="21"/>
           <w:szCs w:val="21"/>
         </w:rPr>
-        <w:t xml:space="preserve">B.  It is the weight of the column of air above a surface, and it acts on every exposed face of an object</w:t>
-      </w:r>
-    </w:p>
-    <w:p>
-      <w:pPr>
-        <w:keepNext/>
-        <w:spacing w:after="20"/>
-        <w:ind w:left="360"/>
-      </w:pPr>
-      <w:r>
-        <w:rPr>
-          <w:rFonts w:ascii="Arial" w:cs="Arial" w:eastAsia="Arial" w:hAnsi="Arial"/>
-          <w:sz w:val="21"/>
-          <w:szCs w:val="21"/>
-        </w:rPr>
-        <w:t xml:space="preserve">C.  It is the force of moving wind, and it acts only in the direction the wind blows</w:t>
-      </w:r>
-    </w:p>
-    <w:p>
-      <w:pPr>
-        <w:keepNext/>
-        <w:spacing w:after="20"/>
-        <w:ind w:left="360"/>
-      </w:pPr>
-      <w:r>
-        <w:rPr>
-          <w:rFonts w:ascii="Arial" w:cs="Arial" w:eastAsia="Arial" w:hAnsi="Arial"/>
-          <w:sz w:val="21"/>
-          <w:szCs w:val="21"/>
-        </w:rPr>
-        <w:t xml:space="preserve">D.  It is the pressure of the air trapped inside a container only</w:t>
+        <w:t xml:space="preserve">D.  The sharp edge has a much smaller contact area, so the same force gives a greater pressure.</w:t>
       </w:r>
     </w:p>
     <w:p>
@@ -1443,7 +1377,7 @@
           <w:sz w:val="21"/>
           <w:szCs w:val="21"/>
         </w:rPr>
-        <w:t xml:space="preserve">Correct answer: B. </w:t>
+        <w:t xml:space="preserve">Correct answer: D. </w:t>
       </w:r>
       <w:r>
         <w:rPr>
@@ -1452,126 +1386,7 @@
           <w:sz w:val="19"/>
           <w:szCs w:val="19"/>
         </w:rPr>
-        <w:t xml:space="preserve">Atmospheric pressure comes from the weight of the air column above a surface and it pushes on all exposed faces, not just the top.</w:t>
-      </w:r>
-    </w:p>
-    <w:p>
-      <w:pPr>
-        <w:keepNext/>
-        <w:spacing w:after="40" w:before="200"/>
-      </w:pPr>
-      <w:r>
-        <w:rPr>
-          <w:rFonts w:ascii="Arial" w:cs="Arial" w:eastAsia="Arial" w:hAnsi="Arial"/>
-          <w:color w:val="1F6B75"/>
-          <w:sz w:val="16"/>
-          <w:szCs w:val="16"/>
-        </w:rPr>
-        <w:t xml:space="preserve">USE AFTER: MODEL BUILDING PHASE — Revised jerrycan model: sentence frame 'Before the air was removed... After air was removed...'</w:t>
-      </w:r>
-    </w:p>
-    <w:p>
-      <w:pPr>
-        <w:keepNext/>
-        <w:spacing w:after="80"/>
-      </w:pPr>
-      <w:r>
-        <w:rPr>
-          <w:rFonts w:ascii="Arial" w:cs="Arial" w:eastAsia="Arial" w:hAnsi="Arial"/>
-          <w:b/>
-          <w:bCs/>
-          <w:sz w:val="21"/>
-          <w:szCs w:val="21"/>
-        </w:rPr>
-        <w:t xml:space="preserve">Q8. An empty sealed jerrycan with normal air inside and outside stays intact. After some air is pumped out of it, it collapses. Which explanation is correct?</w:t>
-      </w:r>
-    </w:p>
-    <w:p>
-      <w:pPr>
-        <w:keepNext/>
-        <w:spacing w:after="20"/>
-        <w:ind w:left="360"/>
-      </w:pPr>
-      <w:r>
-        <w:rPr>
-          <w:rFonts w:ascii="Arial" w:cs="Arial" w:eastAsia="Arial" w:hAnsi="Arial"/>
-          <w:sz w:val="21"/>
-          <w:szCs w:val="21"/>
-        </w:rPr>
-        <w:t xml:space="preserve">A.  Before, there was no air pushing on the jerrycan at all</w:t>
-      </w:r>
-    </w:p>
-    <w:p>
-      <w:pPr>
-        <w:keepNext/>
-        <w:spacing w:after="20"/>
-        <w:ind w:left="360"/>
-      </w:pPr>
-      <w:r>
-        <w:rPr>
-          <w:rFonts w:ascii="Arial" w:cs="Arial" w:eastAsia="Arial" w:hAnsi="Arial"/>
-          <w:b/>
-          <w:bCs/>
-          <w:color w:val="2E7D4F"/>
-          <w:sz w:val="21"/>
-          <w:szCs w:val="21"/>
-        </w:rPr>
-        <w:t xml:space="preserve">B.  Before, the air pressure inside pushing outwards balanced the air pressure outside pushing inwards; after, the pressure inside was much less, so the outside pressure crushed it</w:t>
-      </w:r>
-    </w:p>
-    <w:p>
-      <w:pPr>
-        <w:keepNext/>
-        <w:spacing w:after="20"/>
-        <w:ind w:left="360"/>
-      </w:pPr>
-      <w:r>
-        <w:rPr>
-          <w:rFonts w:ascii="Arial" w:cs="Arial" w:eastAsia="Arial" w:hAnsi="Arial"/>
-          <w:sz w:val="21"/>
-          <w:szCs w:val="21"/>
-        </w:rPr>
-        <w:t xml:space="preserve">C.  The air outside became heavier after the air inside was removed</w:t>
-      </w:r>
-    </w:p>
-    <w:p>
-      <w:pPr>
-        <w:keepNext/>
-        <w:spacing w:after="20"/>
-        <w:ind w:left="360"/>
-      </w:pPr>
-      <w:r>
-        <w:rPr>
-          <w:rFonts w:ascii="Arial" w:cs="Arial" w:eastAsia="Arial" w:hAnsi="Arial"/>
-          <w:sz w:val="21"/>
-          <w:szCs w:val="21"/>
-        </w:rPr>
-        <w:t xml:space="preserve">D.  The plastic was already weak and only needed a small push from the pump</w:t>
-      </w:r>
-    </w:p>
-    <w:p>
-      <w:pPr>
-        <w:spacing w:after="120" w:before="60"/>
-      </w:pPr>
-      <w:r>
-        <w:rPr>
-          <w:rFonts w:ascii="Arial" w:cs="Arial" w:eastAsia="Arial" w:hAnsi="Arial"/>
-          <w:b/>
-          <w:bCs/>
-          <w:color w:val="2E7D4F"/>
-          <w:sz w:val="21"/>
-          <w:szCs w:val="21"/>
-        </w:rPr>
-        <w:t xml:space="preserve">Correct answer: B. </w:t>
-      </w:r>
-      <w:r>
-        <w:rPr>
-          <w:rFonts w:ascii="Arial" w:cs="Arial" w:eastAsia="Arial" w:hAnsi="Arial"/>
-          <w:color w:val="444444"/>
-          <w:sz w:val="19"/>
-          <w:szCs w:val="19"/>
-        </w:rPr>
-        <w:t xml:space="preserve">With equal pressure inside and outside the inward and outward pushes balance. Removing air lowers the inside pressure, so the unbalanced outside pressure collapses the jerrycan.</w:t>
+        <w:t xml:space="preserve">The force is the same, but the sharp edge touches the food over a much smaller area, so P = F/A is greater. This is the same idea as the brick's small face.</w:t>
       </w:r>
     </w:p>
     <w:p>
@@ -1590,7 +1405,7 @@
         </w:rPr>
         <w:t xml:space="preserve">© 2026 SeaVuria and ARES. Aligned with KICD objectives. Developed by SeaVuria; technical implementation by ARES (with AI assistance from Claude). Licensed under </w:t>
       </w:r>
-      <w:hyperlink w:history="1" r:id="rIdlx4mtx4t1bbcbeijju5xn">
+      <w:hyperlink w:history="1" r:id="rIdlryloqciah8vltkp9ga1h">
         <w:r>
           <w:rPr>
             <w:rFonts w:ascii="Arial" w:cs="Arial" w:eastAsia="Arial" w:hAnsi="Arial"/>
@@ -1611,7 +1426,7 @@
         </w:rPr>
         <w:t xml:space="preserve"> (</w:t>
       </w:r>
-      <w:hyperlink w:history="1" r:id="rIdmpkvpjezamgth3j26ocln">
+      <w:hyperlink w:history="1" r:id="rIduojkinmduplbechd6qgex">
         <w:r>
           <w:rPr>
             <w:rFonts w:ascii="Arial" w:cs="Arial" w:eastAsia="Arial" w:hAnsi="Arial"/>
